--- a/rapports/2026-06-06/EQ33/EQ33_sup_v2/DR_023201030018/57-90-41-91.docx
+++ b/rapports/2026-06-06/EQ33/EQ33_sup_v2/DR_023201030018/57-90-41-91.docx
@@ -297,7 +297,7 @@
           <w:color w:val="1F6FEB"/>
           <w:sz w:val="22"/>
         </w:rPr>
-        <w:t>⚠ INCOHÉRENCES À CORRIGER (92)</w:t>
+        <w:t>⚠ INCOHÉRENCES À CORRIGER (84)</w:t>
       </w:r>
     </w:p>
     <w:tbl>
@@ -724,7 +724,7 @@
                 <w:color w:val="16A34A"/>
                 <w:sz w:val="16"/>
               </w:rPr>
-              <w:t>—</w:t>
+              <w:t>s01q49, s02q24, s01q00b, s02q17_2, s02q15_2</w:t>
             </w:r>
           </w:p>
         </w:tc>
@@ -755,7 +755,7 @@
                 <w:i w:val="0"/>
                 <w:sz w:val="17"/>
               </w:rPr>
-              <w:t>Incohérence!!! seulement les écoles privées paient les frais de scolarité (y compris les frais d'inscription).</w:t>
+              <w:t>Le montant des frais pour les cahiers et autres matériels scolaires (35000 FCFA) pour l'année scolaire de Marietou Tamba qui fréquente 1ére année de Secondaire 2 Général semble incohérent, veuillez, s'il vous plait, verifier cette information auprès de l'enquêté ou confirmer avec le QG.</w:t>
             </w:r>
           </w:p>
         </w:tc>
@@ -814,7 +814,7 @@
                 <w:color w:val="16A34A"/>
                 <w:sz w:val="16"/>
               </w:rPr>
-              <w:t>s01q49, s02q24, s01q00b, s02q17_2, s02q15_2</w:t>
+              <w:t>s01q32, s01q36, s01q38, s04q37_modif, s02q33, s02q34, s01q00b</w:t>
             </w:r>
           </w:p>
         </w:tc>
@@ -845,7 +845,7 @@
                 <w:i w:val="0"/>
                 <w:sz w:val="17"/>
               </w:rPr>
-              <w:t>Le montant des frais pour les cahiers et autres matériels scolaires (35000 FCFA) pour l'année scolaire de Marietou Tamba qui fréquente 1ére année de Secondaire 2 Général semble incohérent, veuillez, s'il vous plait, verifier cette information auprès de l'enquêté ou confirmer avec le QG.</w:t>
+              <w:t>Peu probable!!! Vu l'âge (15 ans) de cheikh Hamadou Bamba tamba ou l'année à laquelle cheikh Hamadou Bamba tamba a fréquenté l'école pour la dernière fois (.) le dernier diplome de cheikh Hamadou Bamba tamba ne peut être le Certificat d'études primaires (CEP), prière de corriger cette incohérence ou confirmer avec le QG.</w:t>
             </w:r>
           </w:p>
         </w:tc>
@@ -878,6 +878,1086 @@
                 <w:i w:val="0"/>
                 <w:sz w:val="16"/>
               </w:rPr>
+              <w:t>S07</w:t>
+              <w:br/>
+            </w:r>
+            <w:r>
+              <w:rPr>
+                <w:b w:val="0"/>
+                <w:i w:val="0"/>
+                <w:color w:val="64748B"/>
+                <w:sz w:val="14"/>
+              </w:rPr>
+              <w:t>Consommation alimentaire</w:t>
+            </w:r>
+          </w:p>
+        </w:tc>
+        <w:tc>
+          <w:tcPr>
+            <w:tcW w:type="dxa" w:w="1531"/>
+          </w:tcPr>
+          <w:p>
+            <w:r>
+              <w:rPr>
+                <w:b/>
+                <w:i w:val="0"/>
+                <w:color w:val="16A34A"/>
+                <w:sz w:val="16"/>
+              </w:rPr>
+              <w:t>s00q27, s01q00a, s01q12, s01q13, s02q04, s03q11, s03q12, s01q01</w:t>
+            </w:r>
+          </w:p>
+        </w:tc>
+        <w:tc>
+          <w:tcPr>
+            <w:tcW w:type="dxa" w:w="1191"/>
+          </w:tcPr>
+          <w:p>
+            <w:r>
+              <w:rPr>
+                <w:b w:val="0"/>
+                <w:i w:val="0"/>
+                <w:color w:val="64748B"/>
+                <w:sz w:val="16"/>
+              </w:rPr>
+              <w:t>GT-CQ</w:t>
+            </w:r>
+          </w:p>
+        </w:tc>
+        <w:tc>
+          <w:tcPr>
+            <w:tcW w:type="dxa" w:w="4706"/>
+          </w:tcPr>
+          <w:p>
+            <w:r>
+              <w:rPr>
+                <w:b w:val="0"/>
+                <w:i w:val="0"/>
+                <w:sz w:val="17"/>
+              </w:rPr>
+              <w:t>Avertissement!!! Le ménage a consommé 100 Pièce de Petit de Caramel, bonbons (tangal), confiseries, etc  ce qui semble incoherent pour une consommation aucours des 7 derniers jours, prière de verifier et corriger.</w:t>
+            </w:r>
+          </w:p>
+        </w:tc>
+      </w:tr>
+      <w:tr>
+        <w:tc>
+          <w:tcPr>
+            <w:tcW w:type="dxa" w:w="964"/>
+          </w:tcPr>
+          <w:p>
+            <w:r>
+              <w:rPr>
+                <w:b/>
+                <w:i w:val="0"/>
+                <w:color w:val="DC2626"/>
+                <w:sz w:val="16"/>
+              </w:rPr>
+              <w:t>Haute</w:t>
+            </w:r>
+          </w:p>
+        </w:tc>
+        <w:tc>
+          <w:tcPr>
+            <w:tcW w:type="dxa" w:w="1247"/>
+          </w:tcPr>
+          <w:p>
+            <w:r>
+              <w:rPr>
+                <w:b/>
+                <w:i w:val="0"/>
+                <w:sz w:val="16"/>
+              </w:rPr>
+              <w:t>S13</w:t>
+              <w:br/>
+            </w:r>
+            <w:r>
+              <w:rPr>
+                <w:b w:val="0"/>
+                <w:i w:val="0"/>
+                <w:color w:val="64748B"/>
+                <w:sz w:val="14"/>
+              </w:rPr>
+              <w:t>Transferts</w:t>
+            </w:r>
+          </w:p>
+        </w:tc>
+        <w:tc>
+          <w:tcPr>
+            <w:tcW w:type="dxa" w:w="1531"/>
+          </w:tcPr>
+          <w:p>
+            <w:r>
+              <w:rPr>
+                <w:b/>
+                <w:i w:val="0"/>
+                <w:color w:val="16A34A"/>
+                <w:sz w:val="16"/>
+              </w:rPr>
+              <w:t>s00q27, s01q00a, s01q12, s01q13, s02q04, s03q11, s03q12, s01q01</w:t>
+            </w:r>
+          </w:p>
+        </w:tc>
+        <w:tc>
+          <w:tcPr>
+            <w:tcW w:type="dxa" w:w="1191"/>
+          </w:tcPr>
+          <w:p>
+            <w:r>
+              <w:rPr>
+                <w:b w:val="0"/>
+                <w:i w:val="0"/>
+                <w:color w:val="64748B"/>
+                <w:sz w:val="16"/>
+              </w:rPr>
+              <w:t>GT-CQ</w:t>
+            </w:r>
+          </w:p>
+        </w:tc>
+        <w:tc>
+          <w:tcPr>
+            <w:tcW w:type="dxa" w:w="4706"/>
+          </w:tcPr>
+          <w:p>
+            <w:r>
+              <w:rPr>
+                <w:b w:val="0"/>
+                <w:i w:val="0"/>
+                <w:sz w:val="17"/>
+              </w:rPr>
+              <w:t>L'âge du béneficiaire d'argent dans la section 13b (Transfert emis) semble incoherent voir élévé, prière de verifier ou corriger.</w:t>
+            </w:r>
+          </w:p>
+        </w:tc>
+      </w:tr>
+      <w:tr>
+        <w:tc>
+          <w:tcPr>
+            <w:tcW w:type="dxa" w:w="964"/>
+          </w:tcPr>
+          <w:p>
+            <w:r>
+              <w:rPr>
+                <w:b/>
+                <w:i w:val="0"/>
+                <w:color w:val="DC2626"/>
+                <w:sz w:val="16"/>
+              </w:rPr>
+              <w:t>Haute</w:t>
+            </w:r>
+          </w:p>
+        </w:tc>
+        <w:tc>
+          <w:tcPr>
+            <w:tcW w:type="dxa" w:w="1247"/>
+          </w:tcPr>
+          <w:p>
+            <w:r>
+              <w:rPr>
+                <w:b/>
+                <w:i w:val="0"/>
+                <w:sz w:val="16"/>
+              </w:rPr>
+              <w:t>S20</w:t>
+              <w:br/>
+            </w:r>
+            <w:r>
+              <w:rPr>
+                <w:b w:val="0"/>
+                <w:i w:val="0"/>
+                <w:color w:val="64748B"/>
+                <w:sz w:val="14"/>
+              </w:rPr>
+              <w:t>Gouvernance / autres</w:t>
+            </w:r>
+          </w:p>
+        </w:tc>
+        <w:tc>
+          <w:tcPr>
+            <w:tcW w:type="dxa" w:w="1531"/>
+          </w:tcPr>
+          <w:p>
+            <w:r>
+              <w:rPr>
+                <w:b/>
+                <w:i w:val="0"/>
+                <w:color w:val="16A34A"/>
+                <w:sz w:val="16"/>
+              </w:rPr>
+              <w:t>—</w:t>
+            </w:r>
+          </w:p>
+        </w:tc>
+        <w:tc>
+          <w:tcPr>
+            <w:tcW w:type="dxa" w:w="1191"/>
+          </w:tcPr>
+          <w:p>
+            <w:r>
+              <w:rPr>
+                <w:b w:val="0"/>
+                <w:i w:val="0"/>
+                <w:color w:val="64748B"/>
+                <w:sz w:val="16"/>
+              </w:rPr>
+              <w:t>GT-CQ</w:t>
+            </w:r>
+          </w:p>
+        </w:tc>
+        <w:tc>
+          <w:tcPr>
+            <w:tcW w:type="dxa" w:w="4706"/>
+          </w:tcPr>
+          <w:p>
+            <w:r>
+              <w:rPr>
+                <w:b w:val="0"/>
+                <w:i w:val="0"/>
+                <w:sz w:val="17"/>
+              </w:rPr>
+              <w:t>Incohérence détectée ! Le ménage a précédemment déclaré vivre « Bien » ou « Assez bien » selon son revenu en 20A.02.</w:t>
+            </w:r>
+          </w:p>
+        </w:tc>
+      </w:tr>
+      <w:tr>
+        <w:tc>
+          <w:tcPr>
+            <w:tcW w:type="dxa" w:w="964"/>
+          </w:tcPr>
+          <w:p>
+            <w:r>
+              <w:rPr>
+                <w:b/>
+                <w:i w:val="0"/>
+                <w:color w:val="EA580C"/>
+                <w:sz w:val="16"/>
+              </w:rPr>
+              <w:t>Moyenne</w:t>
+            </w:r>
+          </w:p>
+        </w:tc>
+        <w:tc>
+          <w:tcPr>
+            <w:tcW w:type="dxa" w:w="1247"/>
+          </w:tcPr>
+          <w:p>
+            <w:r>
+              <w:rPr>
+                <w:b/>
+                <w:i w:val="0"/>
+                <w:sz w:val="16"/>
+              </w:rPr>
+              <w:t>S00</w:t>
+              <w:br/>
+            </w:r>
+            <w:r>
+              <w:rPr>
+                <w:b w:val="0"/>
+                <w:i w:val="0"/>
+                <w:color w:val="64748B"/>
+                <w:sz w:val="14"/>
+              </w:rPr>
+              <w:t>Identification</w:t>
+            </w:r>
+          </w:p>
+        </w:tc>
+        <w:tc>
+          <w:tcPr>
+            <w:tcW w:type="dxa" w:w="1531"/>
+          </w:tcPr>
+          <w:p>
+            <w:r>
+              <w:rPr>
+                <w:b/>
+                <w:i w:val="0"/>
+                <w:color w:val="16A34A"/>
+                <w:sz w:val="16"/>
+              </w:rPr>
+              <w:t>s00q27</w:t>
+            </w:r>
+          </w:p>
+        </w:tc>
+        <w:tc>
+          <w:tcPr>
+            <w:tcW w:type="dxa" w:w="1191"/>
+          </w:tcPr>
+          <w:p>
+            <w:r>
+              <w:rPr>
+                <w:b w:val="0"/>
+                <w:i w:val="0"/>
+                <w:color w:val="64748B"/>
+                <w:sz w:val="16"/>
+              </w:rPr>
+              <w:t>GT-CQ</w:t>
+            </w:r>
+          </w:p>
+        </w:tc>
+        <w:tc>
+          <w:tcPr>
+            <w:tcW w:type="dxa" w:w="4706"/>
+          </w:tcPr>
+          <w:p>
+            <w:r>
+              <w:rPr>
+                <w:b w:val="0"/>
+                <w:i w:val="0"/>
+                <w:sz w:val="17"/>
+              </w:rPr>
+              <w:t>Le questionnaire semble ne pas être complètement fini mais le questionnaire est en statut complet, prière de compléter le questionnaire.</w:t>
+            </w:r>
+          </w:p>
+        </w:tc>
+      </w:tr>
+      <w:tr>
+        <w:tc>
+          <w:tcPr>
+            <w:tcW w:type="dxa" w:w="964"/>
+          </w:tcPr>
+          <w:p>
+            <w:r>
+              <w:rPr>
+                <w:b/>
+                <w:i w:val="0"/>
+                <w:color w:val="EA580C"/>
+                <w:sz w:val="16"/>
+              </w:rPr>
+              <w:t>Moyenne</w:t>
+            </w:r>
+          </w:p>
+        </w:tc>
+        <w:tc>
+          <w:tcPr>
+            <w:tcW w:type="dxa" w:w="1247"/>
+          </w:tcPr>
+          <w:p>
+            <w:r>
+              <w:rPr>
+                <w:b/>
+                <w:i w:val="0"/>
+                <w:sz w:val="16"/>
+              </w:rPr>
+              <w:t>S00</w:t>
+              <w:br/>
+            </w:r>
+            <w:r>
+              <w:rPr>
+                <w:b w:val="0"/>
+                <w:i w:val="0"/>
+                <w:color w:val="64748B"/>
+                <w:sz w:val="14"/>
+              </w:rPr>
+              <w:t>Identification</w:t>
+            </w:r>
+          </w:p>
+        </w:tc>
+        <w:tc>
+          <w:tcPr>
+            <w:tcW w:type="dxa" w:w="1531"/>
+          </w:tcPr>
+          <w:p>
+            <w:r>
+              <w:rPr>
+                <w:b/>
+                <w:i w:val="0"/>
+                <w:color w:val="16A34A"/>
+                <w:sz w:val="16"/>
+              </w:rPr>
+              <w:t>—</w:t>
+            </w:r>
+          </w:p>
+        </w:tc>
+        <w:tc>
+          <w:tcPr>
+            <w:tcW w:type="dxa" w:w="1191"/>
+          </w:tcPr>
+          <w:p>
+            <w:r>
+              <w:rPr>
+                <w:b w:val="0"/>
+                <w:i w:val="0"/>
+                <w:color w:val="64748B"/>
+                <w:sz w:val="16"/>
+              </w:rPr>
+              <w:t>GT-CQ</w:t>
+            </w:r>
+          </w:p>
+        </w:tc>
+        <w:tc>
+          <w:tcPr>
+            <w:tcW w:type="dxa" w:w="4706"/>
+          </w:tcPr>
+          <w:p>
+            <w:r>
+              <w:rPr>
+                <w:b w:val="0"/>
+                <w:i w:val="0"/>
+                <w:sz w:val="17"/>
+              </w:rPr>
+              <w:t>Il est obligatoire de prendre les coordonnées Gps avant d'administrer le questionnaire.</w:t>
+            </w:r>
+          </w:p>
+        </w:tc>
+      </w:tr>
+      <w:tr>
+        <w:tc>
+          <w:tcPr>
+            <w:tcW w:type="dxa" w:w="964"/>
+          </w:tcPr>
+          <w:p>
+            <w:r>
+              <w:rPr>
+                <w:b/>
+                <w:i w:val="0"/>
+                <w:color w:val="EA580C"/>
+                <w:sz w:val="16"/>
+              </w:rPr>
+              <w:t>Moyenne</w:t>
+            </w:r>
+          </w:p>
+        </w:tc>
+        <w:tc>
+          <w:tcPr>
+            <w:tcW w:type="dxa" w:w="1247"/>
+          </w:tcPr>
+          <w:p>
+            <w:r>
+              <w:rPr>
+                <w:b/>
+                <w:i w:val="0"/>
+                <w:sz w:val="16"/>
+              </w:rPr>
+              <w:t>S00</w:t>
+              <w:br/>
+            </w:r>
+            <w:r>
+              <w:rPr>
+                <w:b w:val="0"/>
+                <w:i w:val="0"/>
+                <w:color w:val="64748B"/>
+                <w:sz w:val="14"/>
+              </w:rPr>
+              <w:t>Identification</w:t>
+            </w:r>
+          </w:p>
+        </w:tc>
+        <w:tc>
+          <w:tcPr>
+            <w:tcW w:type="dxa" w:w="1531"/>
+          </w:tcPr>
+          <w:p>
+            <w:r>
+              <w:rPr>
+                <w:b/>
+                <w:i w:val="0"/>
+                <w:color w:val="16A34A"/>
+                <w:sz w:val="16"/>
+              </w:rPr>
+              <w:t>—</w:t>
+            </w:r>
+          </w:p>
+        </w:tc>
+        <w:tc>
+          <w:tcPr>
+            <w:tcW w:type="dxa" w:w="1191"/>
+          </w:tcPr>
+          <w:p>
+            <w:r>
+              <w:rPr>
+                <w:b w:val="0"/>
+                <w:i w:val="0"/>
+                <w:color w:val="64748B"/>
+                <w:sz w:val="16"/>
+              </w:rPr>
+              <w:t>GT-CQ</w:t>
+            </w:r>
+          </w:p>
+        </w:tc>
+        <w:tc>
+          <w:tcPr>
+            <w:tcW w:type="dxa" w:w="4706"/>
+          </w:tcPr>
+          <w:p>
+            <w:r>
+              <w:rPr>
+                <w:b w:val="0"/>
+                <w:i w:val="0"/>
+                <w:sz w:val="17"/>
+              </w:rPr>
+              <w:t>Prière de prendre les coordonnées GPS.</w:t>
+            </w:r>
+          </w:p>
+        </w:tc>
+      </w:tr>
+      <w:tr>
+        <w:tc>
+          <w:tcPr>
+            <w:tcW w:type="dxa" w:w="964"/>
+          </w:tcPr>
+          <w:p>
+            <w:r>
+              <w:rPr>
+                <w:b/>
+                <w:i w:val="0"/>
+                <w:color w:val="EA580C"/>
+                <w:sz w:val="16"/>
+              </w:rPr>
+              <w:t>Moyenne</w:t>
+            </w:r>
+          </w:p>
+        </w:tc>
+        <w:tc>
+          <w:tcPr>
+            <w:tcW w:type="dxa" w:w="1247"/>
+          </w:tcPr>
+          <w:p>
+            <w:r>
+              <w:rPr>
+                <w:b/>
+                <w:i w:val="0"/>
+                <w:sz w:val="16"/>
+              </w:rPr>
+              <w:t>S00</w:t>
+              <w:br/>
+            </w:r>
+            <w:r>
+              <w:rPr>
+                <w:b w:val="0"/>
+                <w:i w:val="0"/>
+                <w:color w:val="64748B"/>
+                <w:sz w:val="14"/>
+              </w:rPr>
+              <w:t>Identification</w:t>
+            </w:r>
+          </w:p>
+        </w:tc>
+        <w:tc>
+          <w:tcPr>
+            <w:tcW w:type="dxa" w:w="1531"/>
+          </w:tcPr>
+          <w:p>
+            <w:r>
+              <w:rPr>
+                <w:b/>
+                <w:i w:val="0"/>
+                <w:color w:val="16A34A"/>
+                <w:sz w:val="16"/>
+              </w:rPr>
+              <w:t>—</w:t>
+            </w:r>
+          </w:p>
+        </w:tc>
+        <w:tc>
+          <w:tcPr>
+            <w:tcW w:type="dxa" w:w="1191"/>
+          </w:tcPr>
+          <w:p>
+            <w:r>
+              <w:rPr>
+                <w:b w:val="0"/>
+                <w:i w:val="0"/>
+                <w:color w:val="64748B"/>
+                <w:sz w:val="16"/>
+              </w:rPr>
+              <w:t>GT-CQ</w:t>
+            </w:r>
+          </w:p>
+        </w:tc>
+        <w:tc>
+          <w:tcPr>
+            <w:tcW w:type="dxa" w:w="4706"/>
+          </w:tcPr>
+          <w:p>
+            <w:r>
+              <w:rPr>
+                <w:b w:val="0"/>
+                <w:i w:val="0"/>
+                <w:sz w:val="17"/>
+              </w:rPr>
+              <w:t>L'adresse ou la localisation du ménage doit être bien renseignée, ne doit pas contenir des numéros de téléphone et elle semble courte pour être une adresse.</w:t>
+            </w:r>
+          </w:p>
+        </w:tc>
+      </w:tr>
+      <w:tr>
+        <w:tc>
+          <w:tcPr>
+            <w:tcW w:type="dxa" w:w="964"/>
+          </w:tcPr>
+          <w:p>
+            <w:r>
+              <w:rPr>
+                <w:b/>
+                <w:i w:val="0"/>
+                <w:color w:val="EA580C"/>
+                <w:sz w:val="16"/>
+              </w:rPr>
+              <w:t>Moyenne</w:t>
+            </w:r>
+          </w:p>
+        </w:tc>
+        <w:tc>
+          <w:tcPr>
+            <w:tcW w:type="dxa" w:w="1247"/>
+          </w:tcPr>
+          <w:p>
+            <w:r>
+              <w:rPr>
+                <w:b/>
+                <w:i w:val="0"/>
+                <w:sz w:val="16"/>
+              </w:rPr>
+              <w:t>S00</w:t>
+              <w:br/>
+            </w:r>
+            <w:r>
+              <w:rPr>
+                <w:b w:val="0"/>
+                <w:i w:val="0"/>
+                <w:color w:val="64748B"/>
+                <w:sz w:val="14"/>
+              </w:rPr>
+              <w:t>Identification</w:t>
+            </w:r>
+          </w:p>
+        </w:tc>
+        <w:tc>
+          <w:tcPr>
+            <w:tcW w:type="dxa" w:w="1531"/>
+          </w:tcPr>
+          <w:p>
+            <w:r>
+              <w:rPr>
+                <w:b/>
+                <w:i w:val="0"/>
+                <w:color w:val="16A34A"/>
+                <w:sz w:val="16"/>
+              </w:rPr>
+              <w:t>s00q12a, s00q12b</w:t>
+            </w:r>
+          </w:p>
+        </w:tc>
+        <w:tc>
+          <w:tcPr>
+            <w:tcW w:type="dxa" w:w="1191"/>
+          </w:tcPr>
+          <w:p>
+            <w:r>
+              <w:rPr>
+                <w:b w:val="0"/>
+                <w:i w:val="0"/>
+                <w:color w:val="64748B"/>
+                <w:sz w:val="16"/>
+              </w:rPr>
+              <w:t>GT-CQ</w:t>
+            </w:r>
+          </w:p>
+        </w:tc>
+        <w:tc>
+          <w:tcPr>
+            <w:tcW w:type="dxa" w:w="4706"/>
+          </w:tcPr>
+          <w:p>
+            <w:r>
+              <w:rPr>
+                <w:b w:val="0"/>
+                <w:i w:val="0"/>
+                <w:sz w:val="17"/>
+              </w:rPr>
+              <w:t>Prière de renseigner la bonne adresse.Attention! Veillez bien renseigner le deuxième numero du chef de ménage(0.12b).</w:t>
+            </w:r>
+          </w:p>
+        </w:tc>
+      </w:tr>
+      <w:tr>
+        <w:tc>
+          <w:tcPr>
+            <w:tcW w:type="dxa" w:w="964"/>
+          </w:tcPr>
+          <w:p>
+            <w:r>
+              <w:rPr>
+                <w:b/>
+                <w:i w:val="0"/>
+                <w:color w:val="EA580C"/>
+                <w:sz w:val="16"/>
+              </w:rPr>
+              <w:t>Moyenne</w:t>
+            </w:r>
+          </w:p>
+        </w:tc>
+        <w:tc>
+          <w:tcPr>
+            <w:tcW w:type="dxa" w:w="1247"/>
+          </w:tcPr>
+          <w:p>
+            <w:r>
+              <w:rPr>
+                <w:b/>
+                <w:i w:val="0"/>
+                <w:sz w:val="16"/>
+              </w:rPr>
+              <w:t>S00</w:t>
+              <w:br/>
+            </w:r>
+            <w:r>
+              <w:rPr>
+                <w:b w:val="0"/>
+                <w:i w:val="0"/>
+                <w:color w:val="64748B"/>
+                <w:sz w:val="14"/>
+              </w:rPr>
+              <w:t>Identification</w:t>
+            </w:r>
+          </w:p>
+        </w:tc>
+        <w:tc>
+          <w:tcPr>
+            <w:tcW w:type="dxa" w:w="1531"/>
+          </w:tcPr>
+          <w:p>
+            <w:r>
+              <w:rPr>
+                <w:b/>
+                <w:i w:val="0"/>
+                <w:color w:val="16A34A"/>
+                <w:sz w:val="16"/>
+              </w:rPr>
+              <w:t>s00q25b</w:t>
+            </w:r>
+          </w:p>
+        </w:tc>
+        <w:tc>
+          <w:tcPr>
+            <w:tcW w:type="dxa" w:w="1191"/>
+          </w:tcPr>
+          <w:p>
+            <w:r>
+              <w:rPr>
+                <w:b w:val="0"/>
+                <w:i w:val="0"/>
+                <w:color w:val="64748B"/>
+                <w:sz w:val="16"/>
+              </w:rPr>
+              <w:t>Natif SuSo</w:t>
+            </w:r>
+          </w:p>
+        </w:tc>
+        <w:tc>
+          <w:tcPr>
+            <w:tcW w:type="dxa" w:w="4706"/>
+          </w:tcPr>
+          <w:p>
+            <w:r>
+              <w:rPr>
+                <w:b w:val="0"/>
+                <w:i w:val="0"/>
+                <w:sz w:val="17"/>
+              </w:rPr>
+              <w:t>Au moins un membre est travailleur pour compte propre ou patron, veuillez confirmer l'existence d'une activité rémuneratrice: entreprise, agriculture, élevage, pêche</w:t>
+            </w:r>
+          </w:p>
+        </w:tc>
+      </w:tr>
+      <w:tr>
+        <w:tc>
+          <w:tcPr>
+            <w:tcW w:type="dxa" w:w="964"/>
+          </w:tcPr>
+          <w:p>
+            <w:r>
+              <w:rPr>
+                <w:b/>
+                <w:i w:val="0"/>
+                <w:color w:val="EA580C"/>
+                <w:sz w:val="16"/>
+              </w:rPr>
+              <w:t>Moyenne</w:t>
+            </w:r>
+          </w:p>
+        </w:tc>
+        <w:tc>
+          <w:tcPr>
+            <w:tcW w:type="dxa" w:w="1247"/>
+          </w:tcPr>
+          <w:p>
+            <w:r>
+              <w:rPr>
+                <w:b/>
+                <w:i w:val="0"/>
+                <w:sz w:val="16"/>
+              </w:rPr>
+              <w:t>S01</w:t>
+              <w:br/>
+            </w:r>
+            <w:r>
+              <w:rPr>
+                <w:b w:val="0"/>
+                <w:i w:val="0"/>
+                <w:color w:val="64748B"/>
+                <w:sz w:val="14"/>
+              </w:rPr>
+              <w:t>Démographie</w:t>
+            </w:r>
+          </w:p>
+        </w:tc>
+        <w:tc>
+          <w:tcPr>
+            <w:tcW w:type="dxa" w:w="1531"/>
+          </w:tcPr>
+          <w:p>
+            <w:r>
+              <w:rPr>
+                <w:b/>
+                <w:i w:val="0"/>
+                <w:color w:val="16A34A"/>
+                <w:sz w:val="16"/>
+              </w:rPr>
+              <w:t>—</w:t>
+            </w:r>
+          </w:p>
+        </w:tc>
+        <w:tc>
+          <w:tcPr>
+            <w:tcW w:type="dxa" w:w="1191"/>
+          </w:tcPr>
+          <w:p>
+            <w:r>
+              <w:rPr>
+                <w:b w:val="0"/>
+                <w:i w:val="0"/>
+                <w:color w:val="64748B"/>
+                <w:sz w:val="16"/>
+              </w:rPr>
+              <w:t>GT-CQ</w:t>
+            </w:r>
+          </w:p>
+        </w:tc>
+        <w:tc>
+          <w:tcPr>
+            <w:tcW w:type="dxa" w:w="4706"/>
+          </w:tcPr>
+          <w:p>
+            <w:r>
+              <w:rPr>
+                <w:b w:val="0"/>
+                <w:i w:val="0"/>
+                <w:sz w:val="17"/>
+              </w:rPr>
+              <w:t>Prière de verifier l'information donnée par Amianta seynabou tamba ou corriger au niveau de la section 1.</w:t>
+            </w:r>
+          </w:p>
+        </w:tc>
+      </w:tr>
+      <w:tr>
+        <w:tc>
+          <w:tcPr>
+            <w:tcW w:type="dxa" w:w="964"/>
+          </w:tcPr>
+          <w:p>
+            <w:r>
+              <w:rPr>
+                <w:b/>
+                <w:i w:val="0"/>
+                <w:color w:val="EA580C"/>
+                <w:sz w:val="16"/>
+              </w:rPr>
+              <w:t>Moyenne</w:t>
+            </w:r>
+          </w:p>
+        </w:tc>
+        <w:tc>
+          <w:tcPr>
+            <w:tcW w:type="dxa" w:w="1247"/>
+          </w:tcPr>
+          <w:p>
+            <w:r>
+              <w:rPr>
+                <w:b/>
+                <w:i w:val="0"/>
+                <w:sz w:val="16"/>
+              </w:rPr>
+              <w:t>S01</w:t>
+              <w:br/>
+            </w:r>
+            <w:r>
+              <w:rPr>
+                <w:b w:val="0"/>
+                <w:i w:val="0"/>
+                <w:color w:val="64748B"/>
+                <w:sz w:val="14"/>
+              </w:rPr>
+              <w:t>Démographie</w:t>
+            </w:r>
+          </w:p>
+        </w:tc>
+        <w:tc>
+          <w:tcPr>
+            <w:tcW w:type="dxa" w:w="1531"/>
+          </w:tcPr>
+          <w:p>
+            <w:r>
+              <w:rPr>
+                <w:b/>
+                <w:i w:val="0"/>
+                <w:color w:val="16A34A"/>
+                <w:sz w:val="16"/>
+              </w:rPr>
+              <w:t>—</w:t>
+            </w:r>
+          </w:p>
+        </w:tc>
+        <w:tc>
+          <w:tcPr>
+            <w:tcW w:type="dxa" w:w="1191"/>
+          </w:tcPr>
+          <w:p>
+            <w:r>
+              <w:rPr>
+                <w:b w:val="0"/>
+                <w:i w:val="0"/>
+                <w:color w:val="64748B"/>
+                <w:sz w:val="16"/>
+              </w:rPr>
+              <w:t>GT-CQ</w:t>
+            </w:r>
+          </w:p>
+        </w:tc>
+        <w:tc>
+          <w:tcPr>
+            <w:tcW w:type="dxa" w:w="4706"/>
+          </w:tcPr>
+          <w:p>
+            <w:r>
+              <w:rPr>
+                <w:b w:val="0"/>
+                <w:i w:val="0"/>
+                <w:sz w:val="17"/>
+              </w:rPr>
+              <w:t>Prière de verifier l'information donnée par Marietou Tamba ou corriger au niveau de la section 1.</w:t>
+            </w:r>
+          </w:p>
+        </w:tc>
+      </w:tr>
+      <w:tr>
+        <w:tc>
+          <w:tcPr>
+            <w:tcW w:type="dxa" w:w="964"/>
+          </w:tcPr>
+          <w:p>
+            <w:r>
+              <w:rPr>
+                <w:b/>
+                <w:i w:val="0"/>
+                <w:color w:val="EA580C"/>
+                <w:sz w:val="16"/>
+              </w:rPr>
+              <w:t>Moyenne</w:t>
+            </w:r>
+          </w:p>
+        </w:tc>
+        <w:tc>
+          <w:tcPr>
+            <w:tcW w:type="dxa" w:w="1247"/>
+          </w:tcPr>
+          <w:p>
+            <w:r>
+              <w:rPr>
+                <w:b/>
+                <w:i w:val="0"/>
+                <w:sz w:val="16"/>
+              </w:rPr>
+              <w:t>S01</w:t>
+              <w:br/>
+            </w:r>
+            <w:r>
+              <w:rPr>
+                <w:b w:val="0"/>
+                <w:i w:val="0"/>
+                <w:color w:val="64748B"/>
+                <w:sz w:val="14"/>
+              </w:rPr>
+              <w:t>Démographie</w:t>
+            </w:r>
+          </w:p>
+        </w:tc>
+        <w:tc>
+          <w:tcPr>
+            <w:tcW w:type="dxa" w:w="1531"/>
+          </w:tcPr>
+          <w:p>
+            <w:r>
+              <w:rPr>
+                <w:b/>
+                <w:i w:val="0"/>
+                <w:color w:val="16A34A"/>
+                <w:sz w:val="16"/>
+              </w:rPr>
+              <w:t>—</w:t>
+            </w:r>
+          </w:p>
+        </w:tc>
+        <w:tc>
+          <w:tcPr>
+            <w:tcW w:type="dxa" w:w="1191"/>
+          </w:tcPr>
+          <w:p>
+            <w:r>
+              <w:rPr>
+                <w:b w:val="0"/>
+                <w:i w:val="0"/>
+                <w:color w:val="64748B"/>
+                <w:sz w:val="16"/>
+              </w:rPr>
+              <w:t>GT-CQ</w:t>
+            </w:r>
+          </w:p>
+        </w:tc>
+        <w:tc>
+          <w:tcPr>
+            <w:tcW w:type="dxa" w:w="4706"/>
+          </w:tcPr>
+          <w:p>
+            <w:r>
+              <w:rPr>
+                <w:b w:val="0"/>
+                <w:i w:val="0"/>
+                <w:sz w:val="17"/>
+              </w:rPr>
+              <w:t>Prière de verifier l'information donnée par cheikh Hamadou Bamba tamba ou corriger au niveau de la section 1.</w:t>
+            </w:r>
+          </w:p>
+        </w:tc>
+      </w:tr>
+      <w:tr>
+        <w:tc>
+          <w:tcPr>
+            <w:tcW w:type="dxa" w:w="964"/>
+          </w:tcPr>
+          <w:p>
+            <w:r>
+              <w:rPr>
+                <w:b/>
+                <w:i w:val="0"/>
+                <w:color w:val="EA580C"/>
+                <w:sz w:val="16"/>
+              </w:rPr>
+              <w:t>Moyenne</w:t>
+            </w:r>
+          </w:p>
+        </w:tc>
+        <w:tc>
+          <w:tcPr>
+            <w:tcW w:type="dxa" w:w="1247"/>
+          </w:tcPr>
+          <w:p>
+            <w:r>
+              <w:rPr>
+                <w:b/>
+                <w:i w:val="0"/>
+                <w:sz w:val="16"/>
+              </w:rPr>
               <w:t>S02</w:t>
               <w:br/>
             </w:r>
@@ -904,7 +1984,7 @@
                 <w:color w:val="16A34A"/>
                 <w:sz w:val="16"/>
               </w:rPr>
-              <w:t>s01q32, s01q36, s01q38, s04q37_modif, s02q33, s02q34, s01q00b</w:t>
+              <w:t>—</w:t>
             </w:r>
           </w:p>
         </w:tc>
@@ -935,7 +2015,7 @@
                 <w:i w:val="0"/>
                 <w:sz w:val="17"/>
               </w:rPr>
-              <w:t>Peu probable!!! Vu l'âge (15 ans) de cheikh Hamadou Bamba tamba ou l'année à laquelle cheikh Hamadou Bamba tamba a fréquenté l'école pour la dernière fois (.) le dernier diplome de cheikh Hamadou Bamba tamba ne peut être le Certificat d'études primaires (CEP), prière de corriger cette incohérence ou confirmer avec le QG.</w:t>
+              <w:t>Le montant des autres depenses (180000 FCFA) pour l'année scolaire de Marietou Tamba qui fréquente 1ére année de Secondaire 2 Général semble élevé.</w:t>
             </w:r>
           </w:p>
         </w:tc>
@@ -950,10 +2030,370 @@
               <w:rPr>
                 <w:b/>
                 <w:i w:val="0"/>
-                <w:color w:val="DC2626"/>
-                <w:sz w:val="16"/>
-              </w:rPr>
-              <w:t>Haute</w:t>
+                <w:color w:val="EA580C"/>
+                <w:sz w:val="16"/>
+              </w:rPr>
+              <w:t>Moyenne</w:t>
+            </w:r>
+          </w:p>
+        </w:tc>
+        <w:tc>
+          <w:tcPr>
+            <w:tcW w:type="dxa" w:w="1247"/>
+          </w:tcPr>
+          <w:p>
+            <w:r>
+              <w:rPr>
+                <w:b/>
+                <w:i w:val="0"/>
+                <w:sz w:val="16"/>
+              </w:rPr>
+              <w:t>S02</w:t>
+              <w:br/>
+            </w:r>
+            <w:r>
+              <w:rPr>
+                <w:b w:val="0"/>
+                <w:i w:val="0"/>
+                <w:color w:val="64748B"/>
+                <w:sz w:val="14"/>
+              </w:rPr>
+              <w:t>Éducation</w:t>
+            </w:r>
+          </w:p>
+        </w:tc>
+        <w:tc>
+          <w:tcPr>
+            <w:tcW w:type="dxa" w:w="1531"/>
+          </w:tcPr>
+          <w:p>
+            <w:r>
+              <w:rPr>
+                <w:b/>
+                <w:i w:val="0"/>
+                <w:color w:val="16A34A"/>
+                <w:sz w:val="16"/>
+              </w:rPr>
+              <w:t>—</w:t>
+            </w:r>
+          </w:p>
+        </w:tc>
+        <w:tc>
+          <w:tcPr>
+            <w:tcW w:type="dxa" w:w="1191"/>
+          </w:tcPr>
+          <w:p>
+            <w:r>
+              <w:rPr>
+                <w:b w:val="0"/>
+                <w:i w:val="0"/>
+                <w:color w:val="64748B"/>
+                <w:sz w:val="16"/>
+              </w:rPr>
+              <w:t>GT-CQ</w:t>
+            </w:r>
+          </w:p>
+        </w:tc>
+        <w:tc>
+          <w:tcPr>
+            <w:tcW w:type="dxa" w:w="4706"/>
+          </w:tcPr>
+          <w:p>
+            <w:r>
+              <w:rPr>
+                <w:b w:val="0"/>
+                <w:i w:val="0"/>
+                <w:sz w:val="17"/>
+              </w:rPr>
+              <w:t>Veuillez, s'il vous plait, confirmer ces informations avec le QG ou apporter les corrections nécessaires.</w:t>
+            </w:r>
+          </w:p>
+        </w:tc>
+      </w:tr>
+      <w:tr>
+        <w:tc>
+          <w:tcPr>
+            <w:tcW w:type="dxa" w:w="964"/>
+          </w:tcPr>
+          <w:p>
+            <w:r>
+              <w:rPr>
+                <w:b/>
+                <w:i w:val="0"/>
+                <w:color w:val="EA580C"/>
+                <w:sz w:val="16"/>
+              </w:rPr>
+              <w:t>Moyenne</w:t>
+            </w:r>
+          </w:p>
+        </w:tc>
+        <w:tc>
+          <w:tcPr>
+            <w:tcW w:type="dxa" w:w="1247"/>
+          </w:tcPr>
+          <w:p>
+            <w:r>
+              <w:rPr>
+                <w:b/>
+                <w:i w:val="0"/>
+                <w:sz w:val="16"/>
+              </w:rPr>
+              <w:t>S03</w:t>
+              <w:br/>
+            </w:r>
+            <w:r>
+              <w:rPr>
+                <w:b w:val="0"/>
+                <w:i w:val="0"/>
+                <w:color w:val="64748B"/>
+                <w:sz w:val="14"/>
+              </w:rPr>
+              <w:t>Santé</w:t>
+            </w:r>
+          </w:p>
+        </w:tc>
+        <w:tc>
+          <w:tcPr>
+            <w:tcW w:type="dxa" w:w="1531"/>
+          </w:tcPr>
+          <w:p>
+            <w:r>
+              <w:rPr>
+                <w:b/>
+                <w:i w:val="0"/>
+                <w:color w:val="16A34A"/>
+                <w:sz w:val="16"/>
+              </w:rPr>
+              <w:t>s01q41a, s02q20, s02q22, s03q07, s03q02, s01q00b, s03q02_autre</w:t>
+            </w:r>
+          </w:p>
+        </w:tc>
+        <w:tc>
+          <w:tcPr>
+            <w:tcW w:type="dxa" w:w="1191"/>
+          </w:tcPr>
+          <w:p>
+            <w:r>
+              <w:rPr>
+                <w:b w:val="0"/>
+                <w:i w:val="0"/>
+                <w:color w:val="64748B"/>
+                <w:sz w:val="16"/>
+              </w:rPr>
+              <w:t>GT-CQ</w:t>
+            </w:r>
+          </w:p>
+        </w:tc>
+        <w:tc>
+          <w:tcPr>
+            <w:tcW w:type="dxa" w:w="4706"/>
+          </w:tcPr>
+          <w:p>
+            <w:r>
+              <w:rPr>
+                <w:b w:val="0"/>
+                <w:i w:val="0"/>
+                <w:sz w:val="17"/>
+              </w:rPr>
+              <w:t>Le principal problème de santé que Marietou Tamba a eu est réglé douloureuse, prière de prendre attache avec le QG pour plus d'explication afin de le classer bien.</w:t>
+            </w:r>
+          </w:p>
+        </w:tc>
+      </w:tr>
+      <w:tr>
+        <w:tc>
+          <w:tcPr>
+            <w:tcW w:type="dxa" w:w="964"/>
+          </w:tcPr>
+          <w:p>
+            <w:r>
+              <w:rPr>
+                <w:b/>
+                <w:i w:val="0"/>
+                <w:color w:val="EA580C"/>
+                <w:sz w:val="16"/>
+              </w:rPr>
+              <w:t>Moyenne</w:t>
+            </w:r>
+          </w:p>
+        </w:tc>
+        <w:tc>
+          <w:tcPr>
+            <w:tcW w:type="dxa" w:w="1247"/>
+          </w:tcPr>
+          <w:p>
+            <w:r>
+              <w:rPr>
+                <w:b/>
+                <w:i w:val="0"/>
+                <w:sz w:val="16"/>
+              </w:rPr>
+              <w:t>S04</w:t>
+              <w:br/>
+            </w:r>
+            <w:r>
+              <w:rPr>
+                <w:b w:val="0"/>
+                <w:i w:val="0"/>
+                <w:color w:val="64748B"/>
+                <w:sz w:val="14"/>
+              </w:rPr>
+              <w:t>Emploi</w:t>
+            </w:r>
+          </w:p>
+        </w:tc>
+        <w:tc>
+          <w:tcPr>
+            <w:tcW w:type="dxa" w:w="1531"/>
+          </w:tcPr>
+          <w:p>
+            <w:r>
+              <w:rPr>
+                <w:b/>
+                <w:i w:val="0"/>
+                <w:color w:val="16A34A"/>
+                <w:sz w:val="16"/>
+              </w:rPr>
+              <w:t>s01q23, s01q00b, s01q23_autre</w:t>
+            </w:r>
+          </w:p>
+        </w:tc>
+        <w:tc>
+          <w:tcPr>
+            <w:tcW w:type="dxa" w:w="1191"/>
+          </w:tcPr>
+          <w:p>
+            <w:r>
+              <w:rPr>
+                <w:b w:val="0"/>
+                <w:i w:val="0"/>
+                <w:color w:val="64748B"/>
+                <w:sz w:val="16"/>
+              </w:rPr>
+              <w:t>GT-CQ</w:t>
+            </w:r>
+          </w:p>
+        </w:tc>
+        <w:tc>
+          <w:tcPr>
+            <w:tcW w:type="dxa" w:w="4706"/>
+          </w:tcPr>
+          <w:p>
+            <w:r>
+              <w:rPr>
+                <w:b w:val="0"/>
+                <w:i w:val="0"/>
+                <w:sz w:val="17"/>
+              </w:rPr>
+              <w:t>Le canal que Seckou  Tamba cherche un emploi est connaissance et semble exister dans les modalités, prière de prendre attache avec le QG pour plus d'explication afin de la classer bien.</w:t>
+            </w:r>
+          </w:p>
+        </w:tc>
+      </w:tr>
+      <w:tr>
+        <w:tc>
+          <w:tcPr>
+            <w:tcW w:type="dxa" w:w="964"/>
+          </w:tcPr>
+          <w:p>
+            <w:r>
+              <w:rPr>
+                <w:b/>
+                <w:i w:val="0"/>
+                <w:color w:val="EA580C"/>
+                <w:sz w:val="16"/>
+              </w:rPr>
+              <w:t>Moyenne</w:t>
+            </w:r>
+          </w:p>
+        </w:tc>
+        <w:tc>
+          <w:tcPr>
+            <w:tcW w:type="dxa" w:w="1247"/>
+          </w:tcPr>
+          <w:p>
+            <w:r>
+              <w:rPr>
+                <w:b/>
+                <w:i w:val="0"/>
+                <w:sz w:val="16"/>
+              </w:rPr>
+              <w:t>S06</w:t>
+              <w:br/>
+            </w:r>
+            <w:r>
+              <w:rPr>
+                <w:b w:val="0"/>
+                <w:i w:val="0"/>
+                <w:color w:val="64748B"/>
+                <w:sz w:val="14"/>
+              </w:rPr>
+              <w:t>Crédit &amp; épargne</w:t>
+            </w:r>
+          </w:p>
+        </w:tc>
+        <w:tc>
+          <w:tcPr>
+            <w:tcW w:type="dxa" w:w="1531"/>
+          </w:tcPr>
+          <w:p>
+            <w:r>
+              <w:rPr>
+                <w:b/>
+                <w:i w:val="0"/>
+                <w:color w:val="16A34A"/>
+                <w:sz w:val="16"/>
+              </w:rPr>
+              <w:t>s01q23, s01q00b, s01q23_autre</w:t>
+            </w:r>
+          </w:p>
+        </w:tc>
+        <w:tc>
+          <w:tcPr>
+            <w:tcW w:type="dxa" w:w="1191"/>
+          </w:tcPr>
+          <w:p>
+            <w:r>
+              <w:rPr>
+                <w:b w:val="0"/>
+                <w:i w:val="0"/>
+                <w:color w:val="64748B"/>
+                <w:sz w:val="16"/>
+              </w:rPr>
+              <w:t>GT-CQ</w:t>
+            </w:r>
+          </w:p>
+        </w:tc>
+        <w:tc>
+          <w:tcPr>
+            <w:tcW w:type="dxa" w:w="4706"/>
+          </w:tcPr>
+          <w:p>
+            <w:r>
+              <w:rPr>
+                <w:b w:val="0"/>
+                <w:i w:val="0"/>
+                <w:sz w:val="17"/>
+              </w:rPr>
+              <w:t>La   principale utilisation que Fatou Dieme a fait de ce dernier crédit est construction d'une maison et semble exister dans les modalités, prière de prendre attache avec le QG pour plus d'explication afin de la classer bien.</w:t>
+            </w:r>
+          </w:p>
+        </w:tc>
+      </w:tr>
+      <w:tr>
+        <w:tc>
+          <w:tcPr>
+            <w:tcW w:type="dxa" w:w="964"/>
+          </w:tcPr>
+          <w:p>
+            <w:r>
+              <w:rPr>
+                <w:b/>
+                <w:i w:val="0"/>
+                <w:color w:val="EA580C"/>
+                <w:sz w:val="16"/>
+              </w:rPr>
+              <w:t>Moyenne</w:t>
             </w:r>
           </w:p>
         </w:tc>
@@ -994,7 +2434,7 @@
                 <w:color w:val="16A34A"/>
                 <w:sz w:val="16"/>
               </w:rPr>
-              <w:t>s00q27, s01q00a, s01q12, s01q13, s02q04, s03q11, s03q12, s01q01</w:t>
+              <w:t>—</w:t>
             </w:r>
           </w:p>
         </w:tc>
@@ -1025,7 +2465,7 @@
                 <w:i w:val="0"/>
                 <w:sz w:val="17"/>
               </w:rPr>
-              <w:t>Avertissement!!! Le ménage a consommé 100 Pièce de Petit de Caramel, bonbons (tangal), confiseries, etc  ce qui semble incoherent pour une consommation aucours des 7 derniers jours, prière de verifier et corriger.</w:t>
+              <w:t>Attention ! La dépense du répas pris à l'ensemble du ménage de FATOU DIEME (35500 Fcfa) au cours de 7 derniers jours est relativement élevé.</w:t>
             </w:r>
           </w:p>
         </w:tc>
@@ -1040,10 +2480,10 @@
               <w:rPr>
                 <w:b/>
                 <w:i w:val="0"/>
-                <w:color w:val="DC2626"/>
-                <w:sz w:val="16"/>
-              </w:rPr>
-              <w:t>Haute</w:t>
+                <w:color w:val="EA580C"/>
+                <w:sz w:val="16"/>
+              </w:rPr>
+              <w:t>Moyenne</w:t>
             </w:r>
           </w:p>
         </w:tc>
@@ -1058,7 +2498,7 @@
                 <w:i w:val="0"/>
                 <w:sz w:val="16"/>
               </w:rPr>
-              <w:t>S13</w:t>
+              <w:t>S07</w:t>
               <w:br/>
             </w:r>
             <w:r>
@@ -1068,7 +2508,7 @@
                 <w:color w:val="64748B"/>
                 <w:sz w:val="14"/>
               </w:rPr>
-              <w:t>Transferts</w:t>
+              <w:t>Consommation alimentaire</w:t>
             </w:r>
           </w:p>
         </w:tc>
@@ -1084,7 +2524,7 @@
                 <w:color w:val="16A34A"/>
                 <w:sz w:val="16"/>
               </w:rPr>
-              <w:t>s00q27, s01q00a, s01q12, s01q13, s02q04, s03q11, s03q12, s01q01</w:t>
+              <w:t>—</w:t>
             </w:r>
           </w:p>
         </w:tc>
@@ -1115,7 +2555,7 @@
                 <w:i w:val="0"/>
                 <w:sz w:val="17"/>
               </w:rPr>
-              <w:t>L'âge du béneficiaire d'argent dans la section 13b (Transfert emis) semble incoherent voir élévé, prière de verifier ou corriger.</w:t>
+              <w:t>Prière de corriger ou de confirmer avec le QG.</w:t>
             </w:r>
           </w:p>
         </w:tc>
@@ -1130,10 +2570,10 @@
               <w:rPr>
                 <w:b/>
                 <w:i w:val="0"/>
-                <w:color w:val="DC2626"/>
-                <w:sz w:val="16"/>
-              </w:rPr>
-              <w:t>Haute</w:t>
+                <w:color w:val="EA580C"/>
+                <w:sz w:val="16"/>
+              </w:rPr>
+              <w:t>Moyenne</w:t>
             </w:r>
           </w:p>
         </w:tc>
@@ -1148,7 +2588,7 @@
                 <w:i w:val="0"/>
                 <w:sz w:val="16"/>
               </w:rPr>
-              <w:t>S20</w:t>
+              <w:t>S07</w:t>
               <w:br/>
             </w:r>
             <w:r>
@@ -1158,7 +2598,7 @@
                 <w:color w:val="64748B"/>
                 <w:sz w:val="14"/>
               </w:rPr>
-              <w:t>Gouvernance / autres</w:t>
+              <w:t>Consommation alimentaire</w:t>
             </w:r>
           </w:p>
         </w:tc>
@@ -1205,7 +2645,7 @@
                 <w:i w:val="0"/>
                 <w:sz w:val="17"/>
               </w:rPr>
-              <w:t>Incohérence détectée ! Le ménage a précédemment déclaré vivre « Bien » ou « Assez bien » selon son revenu en 20A.02.</w:t>
+              <w:t>Difficile de consommer ce produit avec cette unité.</w:t>
             </w:r>
           </w:p>
         </w:tc>
@@ -1238,7 +2678,7 @@
                 <w:i w:val="0"/>
                 <w:sz w:val="16"/>
               </w:rPr>
-              <w:t>S00</w:t>
+              <w:t>S07</w:t>
               <w:br/>
             </w:r>
             <w:r>
@@ -1248,7 +2688,7 @@
                 <w:color w:val="64748B"/>
                 <w:sz w:val="14"/>
               </w:rPr>
-              <w:t>Identification</w:t>
+              <w:t>Consommation alimentaire</w:t>
             </w:r>
           </w:p>
         </w:tc>
@@ -1264,7 +2704,7 @@
                 <w:color w:val="16A34A"/>
                 <w:sz w:val="16"/>
               </w:rPr>
-              <w:t>s00q27</w:t>
+              <w:t>—</w:t>
             </w:r>
           </w:p>
         </w:tc>
@@ -1295,7 +2735,7 @@
                 <w:i w:val="0"/>
                 <w:sz w:val="17"/>
               </w:rPr>
-              <w:t>Le questionnaire semble ne pas être complètement fini mais le questionnaire est en statut complet, prière de compléter le questionnaire.</w:t>
+              <w:t>Prière de verifier et corriger.</w:t>
             </w:r>
           </w:p>
         </w:tc>
@@ -1328,7 +2768,7 @@
                 <w:i w:val="0"/>
                 <w:sz w:val="16"/>
               </w:rPr>
-              <w:t>S00</w:t>
+              <w:t>S07</w:t>
               <w:br/>
             </w:r>
             <w:r>
@@ -1338,7 +2778,7 @@
                 <w:color w:val="64748B"/>
                 <w:sz w:val="14"/>
               </w:rPr>
-              <w:t>Identification</w:t>
+              <w:t>Consommation alimentaire</w:t>
             </w:r>
           </w:p>
         </w:tc>
@@ -1385,7 +2825,7 @@
                 <w:i w:val="0"/>
                 <w:sz w:val="17"/>
               </w:rPr>
-              <w:t>Il est obligatoire de prendre les coordonnées Gps avant d'administrer le questionnaire.</w:t>
+              <w:t>Prière de corriger ou de confirmer avec le QG.</w:t>
             </w:r>
           </w:p>
         </w:tc>
@@ -1418,7 +2858,7 @@
                 <w:i w:val="0"/>
                 <w:sz w:val="16"/>
               </w:rPr>
-              <w:t>S00</w:t>
+              <w:t>S07</w:t>
               <w:br/>
             </w:r>
             <w:r>
@@ -1428,7 +2868,7 @@
                 <w:color w:val="64748B"/>
                 <w:sz w:val="14"/>
               </w:rPr>
-              <w:t>Identification</w:t>
+              <w:t>Consommation alimentaire</w:t>
             </w:r>
           </w:p>
         </w:tc>
@@ -1444,7 +2884,7 @@
                 <w:color w:val="16A34A"/>
                 <w:sz w:val="16"/>
               </w:rPr>
-              <w:t>—</w:t>
+              <w:t>s02q08, s02q15, s03q30, s06q13, s06q14, s06q15a, s06q15b, s07bq01</w:t>
             </w:r>
           </w:p>
         </w:tc>
@@ -1475,7 +2915,7 @@
                 <w:i w:val="0"/>
                 <w:sz w:val="17"/>
               </w:rPr>
-              <w:t>Prière de prendre les coordonnées GPS.</w:t>
+              <w:t>Le Thé (Ataya) n'est généralement pas vendu en Carton de taille Moyen mais plutôt en paquet prière de confirmer cette information auprès de l'enqueté et corriger si nécessaire.</w:t>
             </w:r>
           </w:p>
         </w:tc>
@@ -1508,7 +2948,7 @@
                 <w:i w:val="0"/>
                 <w:sz w:val="16"/>
               </w:rPr>
-              <w:t>S00</w:t>
+              <w:t>S09</w:t>
               <w:br/>
             </w:r>
             <w:r>
@@ -1518,7 +2958,7 @@
                 <w:color w:val="64748B"/>
                 <w:sz w:val="14"/>
               </w:rPr>
-              <w:t>Identification</w:t>
+              <w:t>Dépenses non alimentaires</w:t>
             </w:r>
           </w:p>
         </w:tc>
@@ -1565,7 +3005,7 @@
                 <w:i w:val="0"/>
                 <w:sz w:val="17"/>
               </w:rPr>
-              <w:t>L'adresse ou la localisation du ménage doit être bien renseignée, ne doit pas contenir des numéros de téléphone et elle semble courte pour être une adresse.</w:t>
+              <w:t>Attention ! La dépense totale du ménage de FATOU DIEME (10000 Fcfa) de la fête de Magal est relativement élevé.</w:t>
             </w:r>
           </w:p>
         </w:tc>
@@ -1598,7 +3038,7 @@
                 <w:i w:val="0"/>
                 <w:sz w:val="16"/>
               </w:rPr>
-              <w:t>S00</w:t>
+              <w:t>S09</w:t>
               <w:br/>
             </w:r>
             <w:r>
@@ -1608,7 +3048,7 @@
                 <w:color w:val="64748B"/>
                 <w:sz w:val="14"/>
               </w:rPr>
-              <w:t>Identification</w:t>
+              <w:t>Dépenses non alimentaires</w:t>
             </w:r>
           </w:p>
         </w:tc>
@@ -1624,7 +3064,7 @@
                 <w:color w:val="16A34A"/>
                 <w:sz w:val="16"/>
               </w:rPr>
-              <w:t>s00q12a, s00q12b</w:t>
+              <w:t>—</w:t>
             </w:r>
           </w:p>
         </w:tc>
@@ -1655,7 +3095,7 @@
                 <w:i w:val="0"/>
                 <w:sz w:val="17"/>
               </w:rPr>
-              <w:t>Prière de renseigner la bonne adresse.Attention! Veillez bien renseigner le deuxième numero du chef de ménage(0.12b).</w:t>
+              <w:t>Prière de corriger ou de confirmer avec le QG.</w:t>
             </w:r>
           </w:p>
         </w:tc>
@@ -1688,7 +3128,7 @@
                 <w:i w:val="0"/>
                 <w:sz w:val="16"/>
               </w:rPr>
-              <w:t>S00</w:t>
+              <w:t>S09</w:t>
               <w:br/>
             </w:r>
             <w:r>
@@ -1698,7 +3138,7 @@
                 <w:color w:val="64748B"/>
                 <w:sz w:val="14"/>
               </w:rPr>
-              <w:t>Identification</w:t>
+              <w:t>Dépenses non alimentaires</w:t>
             </w:r>
           </w:p>
         </w:tc>
@@ -1714,7 +3154,7 @@
                 <w:color w:val="16A34A"/>
                 <w:sz w:val="16"/>
               </w:rPr>
-              <w:t>s00q25b</w:t>
+              <w:t>—</w:t>
             </w:r>
           </w:p>
         </w:tc>
@@ -1730,7 +3170,7 @@
                 <w:color w:val="64748B"/>
                 <w:sz w:val="16"/>
               </w:rPr>
-              <w:t>Natif SuSo</w:t>
+              <w:t>GT-CQ</w:t>
             </w:r>
           </w:p>
         </w:tc>
@@ -1745,7 +3185,7 @@
                 <w:i w:val="0"/>
                 <w:sz w:val="17"/>
               </w:rPr>
-              <w:t>Au moins un membre est travailleur pour compte propre ou patron, veuillez confirmer l'existence d'une activité rémuneratrice: entreprise, agriculture, élevage, pêche</w:t>
+              <w:t>Attention ! La dépense totale du ménage de FATOU DIEME (53500 Fcfa) de la fête de Gamou est relativement élevé.</w:t>
             </w:r>
           </w:p>
         </w:tc>
@@ -1778,7 +3218,7 @@
                 <w:i w:val="0"/>
                 <w:sz w:val="16"/>
               </w:rPr>
-              <w:t>S01</w:t>
+              <w:t>S09</w:t>
               <w:br/>
             </w:r>
             <w:r>
@@ -1788,7 +3228,7 @@
                 <w:color w:val="64748B"/>
                 <w:sz w:val="14"/>
               </w:rPr>
-              <w:t>Démographie</w:t>
+              <w:t>Dépenses non alimentaires</w:t>
             </w:r>
           </w:p>
         </w:tc>
@@ -1804,7 +3244,7 @@
                 <w:color w:val="16A34A"/>
                 <w:sz w:val="16"/>
               </w:rPr>
-              <w:t>—</w:t>
+              <w:t>s01q23, s01q00b, s01q23_autre</w:t>
             </w:r>
           </w:p>
         </w:tc>
@@ -1835,7 +3275,7 @@
                 <w:i w:val="0"/>
                 <w:sz w:val="17"/>
               </w:rPr>
-              <w:t>Prière de verifier l'information donnée par Amianta seynabou tamba ou corriger au niveau de la section 1.</w:t>
+              <w:t>La dernière fois que vous avez acheté Frais de coiffure homme et femme (salon, tressage, mèches, coupe, etc.), manucure, pédicure est salon de coiffure et semble exister dans les modalités, prière de prendre attache avec le QG pour plus d'explication afin de la classer bien.</w:t>
             </w:r>
           </w:p>
         </w:tc>
@@ -1868,7 +3308,7 @@
                 <w:i w:val="0"/>
                 <w:sz w:val="16"/>
               </w:rPr>
-              <w:t>S01</w:t>
+              <w:t>S09</w:t>
               <w:br/>
             </w:r>
             <w:r>
@@ -1878,7 +3318,7 @@
                 <w:color w:val="64748B"/>
                 <w:sz w:val="14"/>
               </w:rPr>
-              <w:t>Démographie</w:t>
+              <w:t>Dépenses non alimentaires</w:t>
             </w:r>
           </w:p>
         </w:tc>
@@ -1925,7 +3365,7 @@
                 <w:i w:val="0"/>
                 <w:sz w:val="17"/>
               </w:rPr>
-              <w:t>Prière de verifier l'information donnée par Marietou Tamba ou corriger au niveau de la section 1.</w:t>
+              <w:t>Attention ! La dépense du ménage de FATOU DIEME (7500 Fcfa) au cours de 30 derniers jours de Frais de coiffure homme et femme (salon, tressage, mèches, coupe, etc.), manucure, pédicure est relativement élevé.</w:t>
             </w:r>
           </w:p>
         </w:tc>
@@ -1958,7 +3398,7 @@
                 <w:i w:val="0"/>
                 <w:sz w:val="16"/>
               </w:rPr>
-              <w:t>S01</w:t>
+              <w:t>S09</w:t>
               <w:br/>
             </w:r>
             <w:r>
@@ -1968,7 +3408,7 @@
                 <w:color w:val="64748B"/>
                 <w:sz w:val="14"/>
               </w:rPr>
-              <w:t>Démographie</w:t>
+              <w:t>Dépenses non alimentaires</w:t>
             </w:r>
           </w:p>
         </w:tc>
@@ -2015,7 +3455,7 @@
                 <w:i w:val="0"/>
                 <w:sz w:val="17"/>
               </w:rPr>
-              <w:t>Prière de verifier l'information donnée par cheikh Hamadou Bamba tamba ou corriger au niveau de la section 1.</w:t>
+              <w:t>Prière de corriger ou de confirmer avec le QG.</w:t>
             </w:r>
           </w:p>
         </w:tc>
@@ -2048,7 +3488,7 @@
                 <w:i w:val="0"/>
                 <w:sz w:val="16"/>
               </w:rPr>
-              <w:t>S02</w:t>
+              <w:t>S09</w:t>
               <w:br/>
             </w:r>
             <w:r>
@@ -2058,7 +3498,7 @@
                 <w:color w:val="64748B"/>
                 <w:sz w:val="14"/>
               </w:rPr>
-              <w:t>Éducation</w:t>
+              <w:t>Dépenses non alimentaires</w:t>
             </w:r>
           </w:p>
         </w:tc>
@@ -2105,7 +3545,7 @@
                 <w:i w:val="0"/>
                 <w:sz w:val="17"/>
               </w:rPr>
-              <w:t>veuillez, s'il vous plait, confirmer les frais de scolarité ( 13000 FCFA) payée de Ndeye Fatou Sane avec le QG ou apporter les corrections nécessaires.</w:t>
+              <w:t>Attention ! La dépense du ménage de FATOU DIEME (2000 Fcfa) au cours de 30 derniers jours de Papier toilette est relativement élevé.</w:t>
             </w:r>
           </w:p>
         </w:tc>
@@ -2138,7 +3578,7 @@
                 <w:i w:val="0"/>
                 <w:sz w:val="16"/>
               </w:rPr>
-              <w:t>S02</w:t>
+              <w:t>S09</w:t>
               <w:br/>
             </w:r>
             <w:r>
@@ -2148,7 +3588,7 @@
                 <w:color w:val="64748B"/>
                 <w:sz w:val="14"/>
               </w:rPr>
-              <w:t>Éducation</w:t>
+              <w:t>Dépenses non alimentaires</w:t>
             </w:r>
           </w:p>
         </w:tc>
@@ -2195,7 +3635,7 @@
                 <w:i w:val="0"/>
                 <w:sz w:val="17"/>
               </w:rPr>
-              <w:t>veuillez, s'il vous plait, confirmer les frais de scolarité ( 13000 FCFA) payée de Sophiatou  tamba avec le QG ou apporter les corrections nécessaires.</w:t>
+              <w:t>Attention ! La dépense du ménage de FATOU DIEME (500 Fcfa) au cours de 30 derniers jours de Masque facial jetable est relativement élevé.</w:t>
             </w:r>
           </w:p>
         </w:tc>
@@ -2228,7 +3668,7 @@
                 <w:i w:val="0"/>
                 <w:sz w:val="16"/>
               </w:rPr>
-              <w:t>S02</w:t>
+              <w:t>S09</w:t>
               <w:br/>
             </w:r>
             <w:r>
@@ -2238,7 +3678,7 @@
                 <w:color w:val="64748B"/>
                 <w:sz w:val="14"/>
               </w:rPr>
-              <w:t>Éducation</w:t>
+              <w:t>Dépenses non alimentaires</w:t>
             </w:r>
           </w:p>
         </w:tc>
@@ -2285,7 +3725,7 @@
                 <w:i w:val="0"/>
                 <w:sz w:val="17"/>
               </w:rPr>
-              <w:t>veuillez, s'il vous plait, confirmer les frais de scolarité ( 1500 FCFA) payée de Amianta seynabou tamba avec le QG ou apporter les corrections nécessaires.</w:t>
+              <w:t>Attention ! La dépense du ménage de FATOU DIEME (14400 Fcfa) au cours de 3 derniers mois de Contraceptifs est relativement élevé.</w:t>
             </w:r>
           </w:p>
         </w:tc>
@@ -2318,7 +3758,7 @@
                 <w:i w:val="0"/>
                 <w:sz w:val="16"/>
               </w:rPr>
-              <w:t>S02</w:t>
+              <w:t>S09</w:t>
               <w:br/>
             </w:r>
             <w:r>
@@ -2328,7 +3768,7 @@
                 <w:color w:val="64748B"/>
                 <w:sz w:val="14"/>
               </w:rPr>
-              <w:t>Éducation</w:t>
+              <w:t>Dépenses non alimentaires</w:t>
             </w:r>
           </w:p>
         </w:tc>
@@ -2375,7 +3815,7 @@
                 <w:i w:val="0"/>
                 <w:sz w:val="17"/>
               </w:rPr>
-              <w:t>veuillez, s'il vous plait, confirmer les frais de scolarité ( 5000 FCFA) payée de Marietou Tamba avec le QG ou apporter les corrections nécessaires.</w:t>
+              <w:t>Prière de corriger ou de confirmer avec le QG.</w:t>
             </w:r>
           </w:p>
         </w:tc>
@@ -2408,7 +3848,7 @@
                 <w:i w:val="0"/>
                 <w:sz w:val="16"/>
               </w:rPr>
-              <w:t>S02</w:t>
+              <w:t>S09</w:t>
               <w:br/>
             </w:r>
             <w:r>
@@ -2418,7 +3858,7 @@
                 <w:color w:val="64748B"/>
                 <w:sz w:val="14"/>
               </w:rPr>
-              <w:t>Éducation</w:t>
+              <w:t>Dépenses non alimentaires</w:t>
             </w:r>
           </w:p>
         </w:tc>
@@ -2465,7 +3905,7 @@
                 <w:i w:val="0"/>
                 <w:sz w:val="17"/>
               </w:rPr>
-              <w:t>Le montant des autres depenses (180000 FCFA) pour l'année scolaire de Marietou Tamba qui fréquente 1ére année de Secondaire 2 Général semble élevé.</w:t>
+              <w:t>Attention ! La dépense du ménage de FATOU DIEME (800 Fcfa) au cours de 3 derniers mois de Frais d'entretien et de réparation de chaussures: cirage, ressemelage, etc est relativement élevé.</w:t>
             </w:r>
           </w:p>
         </w:tc>
@@ -2498,7 +3938,7 @@
                 <w:i w:val="0"/>
                 <w:sz w:val="16"/>
               </w:rPr>
-              <w:t>S02</w:t>
+              <w:t>S09</w:t>
               <w:br/>
             </w:r>
             <w:r>
@@ -2508,7 +3948,7 @@
                 <w:color w:val="64748B"/>
                 <w:sz w:val="14"/>
               </w:rPr>
-              <w:t>Éducation</w:t>
+              <w:t>Dépenses non alimentaires</w:t>
             </w:r>
           </w:p>
         </w:tc>
@@ -2555,7 +3995,7 @@
                 <w:i w:val="0"/>
                 <w:sz w:val="17"/>
               </w:rPr>
-              <w:t>Veuillez, s'il vous plait, confirmer ces informations avec le QG ou apporter les corrections nécessaires.</w:t>
+              <w:t>Peu plausible! le montant de la dépense (300 Fcfa) pour Frais de livraison d'un achat, non inclus dans le prix d'acquisition semble trop faible.</w:t>
             </w:r>
           </w:p>
         </w:tc>
@@ -2588,7 +4028,7 @@
                 <w:i w:val="0"/>
                 <w:sz w:val="16"/>
               </w:rPr>
-              <w:t>S02</w:t>
+              <w:t>S09</w:t>
               <w:br/>
             </w:r>
             <w:r>
@@ -2598,7 +4038,7 @@
                 <w:color w:val="64748B"/>
                 <w:sz w:val="14"/>
               </w:rPr>
-              <w:t>Éducation</w:t>
+              <w:t>Dépenses non alimentaires</w:t>
             </w:r>
           </w:p>
         </w:tc>
@@ -2645,7 +4085,7 @@
                 <w:i w:val="0"/>
                 <w:sz w:val="17"/>
               </w:rPr>
-              <w:t>veuillez, s'il vous plait, confirmer les frais de scolarité ( 6000 FCFA) payée de Mame Diarra Dieme avec le QG ou apporter les corrections nécessaires.</w:t>
+              <w:t>Veuillez, s'il vous plaît, confirmer cette information avec le QG ou la corriger.</w:t>
             </w:r>
           </w:p>
         </w:tc>
@@ -2678,7 +4118,7 @@
                 <w:i w:val="0"/>
                 <w:sz w:val="16"/>
               </w:rPr>
-              <w:t>S02</w:t>
+              <w:t>S09</w:t>
               <w:br/>
             </w:r>
             <w:r>
@@ -2688,7 +4128,7 @@
                 <w:color w:val="64748B"/>
                 <w:sz w:val="14"/>
               </w:rPr>
-              <w:t>Éducation</w:t>
+              <w:t>Dépenses non alimentaires</w:t>
             </w:r>
           </w:p>
         </w:tc>
@@ -2735,7 +4175,7 @@
                 <w:i w:val="0"/>
                 <w:sz w:val="17"/>
               </w:rPr>
-              <w:t>veuillez, s'il vous plait, confirmer les frais de scolarité ( 8000 FCFA) payée de cheikh Hamadou Bamba tamba avec le QG ou apporter les corrections nécessaires.</w:t>
+              <w:t>Attention ! La dépense du ménage de FATOU DIEME (300 Fcfa) au cours de 3 derniers mois de Frais de livraison d'un achat, non inclus dans le prix d'acquisition est relativement élevé.</w:t>
             </w:r>
           </w:p>
         </w:tc>
@@ -2768,7 +4208,7 @@
                 <w:i w:val="0"/>
                 <w:sz w:val="16"/>
               </w:rPr>
-              <w:t>S03</w:t>
+              <w:t>S09</w:t>
               <w:br/>
             </w:r>
             <w:r>
@@ -2778,7 +4218,7 @@
                 <w:color w:val="64748B"/>
                 <w:sz w:val="14"/>
               </w:rPr>
-              <w:t>Santé</w:t>
+              <w:t>Dépenses non alimentaires</w:t>
             </w:r>
           </w:p>
         </w:tc>
@@ -2794,7 +4234,7 @@
                 <w:color w:val="16A34A"/>
                 <w:sz w:val="16"/>
               </w:rPr>
-              <w:t>s01q41a, s02q20, s02q22, s03q07, s03q02, s01q00b, s03q02_autre</w:t>
+              <w:t>s01q23, s01q00b, s01q23_autre</w:t>
             </w:r>
           </w:p>
         </w:tc>
@@ -2825,7 +4265,7 @@
                 <w:i w:val="0"/>
                 <w:sz w:val="17"/>
               </w:rPr>
-              <w:t>Le principal problème de santé que Marietou Tamba a eu est réglé douloureuse, prière de prendre attache avec le QG pour plus d'explication afin de le classer bien.</w:t>
+              <w:t>La dernière fois que vous avez acheté Droit d'entrée (achat d'un ticket) pour cinéma, concert, pièce de théâtre, musée, expositions, etc est manifestation et semble exister dans les modalités, prière de prendre attache avec le QG pour plus d'explication afin de la classer bien.</w:t>
             </w:r>
           </w:p>
         </w:tc>
@@ -2858,7 +4298,7 @@
                 <w:i w:val="0"/>
                 <w:sz w:val="16"/>
               </w:rPr>
-              <w:t>S04</w:t>
+              <w:t>S09</w:t>
               <w:br/>
             </w:r>
             <w:r>
@@ -2868,7 +4308,7 @@
                 <w:color w:val="64748B"/>
                 <w:sz w:val="14"/>
               </w:rPr>
-              <w:t>Emploi</w:t>
+              <w:t>Dépenses non alimentaires</w:t>
             </w:r>
           </w:p>
         </w:tc>
@@ -2884,7 +4324,7 @@
                 <w:color w:val="16A34A"/>
                 <w:sz w:val="16"/>
               </w:rPr>
-              <w:t>s01q23, s01q00b, s01q23_autre</w:t>
+              <w:t>—</w:t>
             </w:r>
           </w:p>
         </w:tc>
@@ -2915,7 +4355,7 @@
                 <w:i w:val="0"/>
                 <w:sz w:val="17"/>
               </w:rPr>
-              <w:t>Le canal que Seckou  Tamba cherche un emploi est connaissance et semble exister dans les modalités, prière de prendre attache avec le QG pour plus d'explication afin de la classer bien.</w:t>
+              <w:t>Attention ! La dépense du ménage de FATOU DIEME (2000 Fcfa) au cours de 6 derniers mois de Droit d'entrée (achat d'un ticket) pour cinéma, concert, pièce de théâtre, musée, expositions, etc est relativement élevé.</w:t>
             </w:r>
           </w:p>
         </w:tc>
@@ -2948,7 +4388,7 @@
                 <w:i w:val="0"/>
                 <w:sz w:val="16"/>
               </w:rPr>
-              <w:t>S06</w:t>
+              <w:t>S09</w:t>
               <w:br/>
             </w:r>
             <w:r>
@@ -2958,7 +4398,7 @@
                 <w:color w:val="64748B"/>
                 <w:sz w:val="14"/>
               </w:rPr>
-              <w:t>Crédit &amp; épargne</w:t>
+              <w:t>Dépenses non alimentaires</w:t>
             </w:r>
           </w:p>
         </w:tc>
@@ -2974,7 +4414,7 @@
                 <w:color w:val="16A34A"/>
                 <w:sz w:val="16"/>
               </w:rPr>
-              <w:t>s01q23, s01q00b, s01q23_autre</w:t>
+              <w:t>—</w:t>
             </w:r>
           </w:p>
         </w:tc>
@@ -3005,7 +4445,7 @@
                 <w:i w:val="0"/>
                 <w:sz w:val="17"/>
               </w:rPr>
-              <w:t>La   principale utilisation que Fatou Dieme a fait de ce dernier crédit est construction d'une maison et semble exister dans les modalités, prière de prendre attache avec le QG pour plus d'explication afin de la classer bien.</w:t>
+              <w:t>Prière de corriger ou de confirmer avec le QG.</w:t>
             </w:r>
           </w:p>
         </w:tc>
@@ -3038,7 +4478,7 @@
                 <w:i w:val="0"/>
                 <w:sz w:val="16"/>
               </w:rPr>
-              <w:t>S07</w:t>
+              <w:t>S09</w:t>
               <w:br/>
             </w:r>
             <w:r>
@@ -3048,7 +4488,7 @@
                 <w:color w:val="64748B"/>
                 <w:sz w:val="14"/>
               </w:rPr>
-              <w:t>Consommation alimentaire</w:t>
+              <w:t>Dépenses non alimentaires</w:t>
             </w:r>
           </w:p>
         </w:tc>
@@ -3095,7 +4535,7 @@
                 <w:i w:val="0"/>
                 <w:sz w:val="17"/>
               </w:rPr>
-              <w:t>Attention ! La dépense du répas pris à l'ensemble du ménage de FATOU DIEME (35500 Fcfa) au cours de 7 derniers jours est relativement élevé.</w:t>
+              <w:t>Attention ! La dépense du ménage de FATOU DIEME (1500 Fcfa) au cours de 6 derniers mois de Frais de confection et de réparation de vêtements femme: robe, pantalon, jupe, ensemble, réparation, location, etc.</w:t>
             </w:r>
           </w:p>
         </w:tc>
@@ -3128,7 +4568,7 @@
                 <w:i w:val="0"/>
                 <w:sz w:val="16"/>
               </w:rPr>
-              <w:t>S07</w:t>
+              <w:t>S09</w:t>
               <w:br/>
             </w:r>
             <w:r>
@@ -3138,7 +4578,7 @@
                 <w:color w:val="64748B"/>
                 <w:sz w:val="14"/>
               </w:rPr>
-              <w:t>Consommation alimentaire</w:t>
+              <w:t>Dépenses non alimentaires</w:t>
             </w:r>
           </w:p>
         </w:tc>
@@ -3185,7 +4625,7 @@
                 <w:i w:val="0"/>
                 <w:sz w:val="17"/>
               </w:rPr>
-              <w:t>Prière de corriger ou de confirmer avec le QG.</w:t>
+              <w:t>est relativement élevé.</w:t>
             </w:r>
           </w:p>
         </w:tc>
@@ -3218,7 +4658,7 @@
                 <w:i w:val="0"/>
                 <w:sz w:val="16"/>
               </w:rPr>
-              <w:t>S07</w:t>
+              <w:t>S09</w:t>
               <w:br/>
             </w:r>
             <w:r>
@@ -3228,7 +4668,7 @@
                 <w:color w:val="64748B"/>
                 <w:sz w:val="14"/>
               </w:rPr>
-              <w:t>Consommation alimentaire</w:t>
+              <w:t>Dépenses non alimentaires</w:t>
             </w:r>
           </w:p>
         </w:tc>
@@ -3244,7 +4684,7 @@
                 <w:color w:val="16A34A"/>
                 <w:sz w:val="16"/>
               </w:rPr>
-              <w:t>—</w:t>
+              <w:t>s01q23, s01q00b, s01q23_autre</w:t>
             </w:r>
           </w:p>
         </w:tc>
@@ -3275,7 +4715,7 @@
                 <w:i w:val="0"/>
                 <w:sz w:val="17"/>
               </w:rPr>
-              <w:t>Difficile de consommer ce produit avec cette unité.</w:t>
+              <w:t>La dernière fois que vous avez acheté Main-d'oeuvre pour la construction et les grosses réparation de logement (maçonnerie, toiture et charpente, électricité, plomberie, menuiserie, peinture et revêtement du sol), etc est maçon et semble exister dans les modalités, prière de prendre attache avec le QG pour plus d'explication afin de la classer bien.</w:t>
             </w:r>
           </w:p>
         </w:tc>
@@ -3308,7 +4748,7 @@
                 <w:i w:val="0"/>
                 <w:sz w:val="16"/>
               </w:rPr>
-              <w:t>S07</w:t>
+              <w:t>S09</w:t>
               <w:br/>
             </w:r>
             <w:r>
@@ -3318,7 +4758,7 @@
                 <w:color w:val="64748B"/>
                 <w:sz w:val="14"/>
               </w:rPr>
-              <w:t>Consommation alimentaire</w:t>
+              <w:t>Dépenses non alimentaires</w:t>
             </w:r>
           </w:p>
         </w:tc>
@@ -3365,7 +4805,7 @@
                 <w:i w:val="0"/>
                 <w:sz w:val="17"/>
               </w:rPr>
-              <w:t>Prière de verifier et corriger.</w:t>
+              <w:t>Attention ! La dépense du ménage de FATOU DIEME (100000 Fcfa) au cours de 12 derniers mois de Main-d'oeuvre pour la construction et les grosses réparation de logement (maçonnerie, toiture et charpente, électricité, plomberie, menuiserie, peinture et revêtement du sol), etc est relativement élevé.</w:t>
             </w:r>
           </w:p>
         </w:tc>
@@ -3398,7 +4838,7 @@
                 <w:i w:val="0"/>
                 <w:sz w:val="16"/>
               </w:rPr>
-              <w:t>S07</w:t>
+              <w:t>S09</w:t>
               <w:br/>
             </w:r>
             <w:r>
@@ -3408,7 +4848,7 @@
                 <w:color w:val="64748B"/>
                 <w:sz w:val="14"/>
               </w:rPr>
-              <w:t>Consommation alimentaire</w:t>
+              <w:t>Dépenses non alimentaires</w:t>
             </w:r>
           </w:p>
         </w:tc>
@@ -3488,7 +4928,7 @@
                 <w:i w:val="0"/>
                 <w:sz w:val="16"/>
               </w:rPr>
-              <w:t>S07</w:t>
+              <w:t>S09</w:t>
               <w:br/>
             </w:r>
             <w:r>
@@ -3498,7 +4938,7 @@
                 <w:color w:val="64748B"/>
                 <w:sz w:val="14"/>
               </w:rPr>
-              <w:t>Consommation alimentaire</w:t>
+              <w:t>Dépenses non alimentaires</w:t>
             </w:r>
           </w:p>
         </w:tc>
@@ -3514,7 +4954,7 @@
                 <w:color w:val="16A34A"/>
                 <w:sz w:val="16"/>
               </w:rPr>
-              <w:t>s02q08, s02q15, s03q30, s06q13, s06q14, s06q15a, s06q15b, s07bq01</w:t>
+              <w:t>—</w:t>
             </w:r>
           </w:p>
         </w:tc>
@@ -3545,7 +4985,7 @@
                 <w:i w:val="0"/>
                 <w:sz w:val="17"/>
               </w:rPr>
-              <w:t>Le Thé (Ataya) n'est généralement pas vendu en Carton de taille Moyen mais plutôt en paquet prière de confirmer cette information auprès de l'enqueté et corriger si nécessaire.</w:t>
+              <w:t>Attention ! La dépense du ménage de FATOU DIEME (10000 Fcfa) au cours de 12 derniers mois de Autres ustensiles de ménage: seau, bouilloire, biberon, poubelle, tasses, cafétière non électrique, théière, calebasse, louche, jarre, canari, mortier, pilon, etc est relativement élevé.</w:t>
             </w:r>
           </w:p>
         </w:tc>
@@ -3635,7 +5075,7 @@
                 <w:i w:val="0"/>
                 <w:sz w:val="17"/>
               </w:rPr>
-              <w:t>Attention ! La dépense totale du ménage de FATOU DIEME (10000 Fcfa) de la fête de Magal est relativement élevé.</w:t>
+              <w:t>Attention ! La dépense du ménage de FATOU DIEME (13500 Fcfa) au cours de 12 derniers mois de Ustensiles de cuisine: casserole, marmite, tamis local, réparation d'ustensiles de cuisine, etc est relativement élevé.</w:t>
             </w:r>
           </w:p>
         </w:tc>
@@ -3725,7 +5165,7 @@
                 <w:i w:val="0"/>
                 <w:sz w:val="17"/>
               </w:rPr>
-              <w:t>Prière de corriger ou de confirmer avec le QG.</w:t>
+              <w:t>Attention ! La dépense du ménage de FATOU DIEME (22000 Fcfa) au cours de 12 derniers mois de Achat de routeur Wi-Fi ou modem Internet pour usage personnel est relativement élevé.</w:t>
             </w:r>
           </w:p>
         </w:tc>
@@ -3815,7 +5255,7 @@
                 <w:i w:val="0"/>
                 <w:sz w:val="17"/>
               </w:rPr>
-              <w:t>Attention ! La dépense totale du ménage de FATOU DIEME (53500 Fcfa) de la fête de Gamou est relativement élevé.</w:t>
+              <w:t>Attention ! La dépense du ménage de FATOU DIEME (3000 Fcfa) au cours de 12 derniers mois de Achat d'une calculatrice scientifique pour usage personnel est relativement élevé.</w:t>
             </w:r>
           </w:p>
         </w:tc>
@@ -3874,7 +5314,7 @@
                 <w:color w:val="16A34A"/>
                 <w:sz w:val="16"/>
               </w:rPr>
-              <w:t>s01q23, s01q00b, s01q23_autre</w:t>
+              <w:t>—</w:t>
             </w:r>
           </w:p>
         </w:tc>
@@ -3905,7 +5345,7 @@
                 <w:i w:val="0"/>
                 <w:sz w:val="17"/>
               </w:rPr>
-              <w:t>La dernière fois que vous avez acheté Frais de coiffure homme et femme (salon, tressage, mèches, coupe, etc.), manucure, pédicure est salon de coiffure et semble exister dans les modalités, prière de prendre attache avec le QG pour plus d'explication afin de la classer bien.</w:t>
+              <w:t>Attention ! La dépense du ménage de FATOU DIEME (300000 Fcfa) au cours de 12 derniers mois de Matériaux de maçonnerie pour la construction ou les grosses réparations de logement: ciment, briques, fer à béton, sable, gravier, parpaings, etc est relativement élevé.</w:t>
             </w:r>
           </w:p>
         </w:tc>
@@ -3995,7 +5435,7 @@
                 <w:i w:val="0"/>
                 <w:sz w:val="17"/>
               </w:rPr>
-              <w:t>Attention ! La dépense du ménage de FATOU DIEME (7500 Fcfa) au cours de 30 derniers jours de Frais de coiffure homme et femme (salon, tressage, mèches, coupe, etc.), manucure, pédicure est relativement élevé.</w:t>
+              <w:t>Attention ! La dépense du ménage de FATOU DIEME (5000 Fcfa) au cours de 12 derniers mois de Réparation d'appareils électroniques: TV, téléphone portable, ordinateur et accessoires, camera, lecteur CD/DVD, radio, etc est relativement élevé.</w:t>
             </w:r>
           </w:p>
         </w:tc>
@@ -4085,7 +5525,7 @@
                 <w:i w:val="0"/>
                 <w:sz w:val="17"/>
               </w:rPr>
-              <w:t>Prière de corriger ou de confirmer avec le QG.</w:t>
+              <w:t>Attention ! La dépense du ménage de FATOU DIEME (55000 Fcfa) au cours de 12 derniers mois de Achat d'un vélo pour usage personnel est relativement élevé.</w:t>
             </w:r>
           </w:p>
         </w:tc>
@@ -4175,7 +5615,7 @@
                 <w:i w:val="0"/>
                 <w:sz w:val="17"/>
               </w:rPr>
-              <w:t>Attention ! La dépense du ménage de FATOU DIEME (2000 Fcfa) au cours de 30 derniers jours de Papier toilette est relativement élevé.</w:t>
+              <w:t>Attention ! La dépense du ménage de FATOU DIEME (6000 Fcfa) au cours de 12 derniers mois de Achat de montres, réveils, etc est relativement élevé.</w:t>
             </w:r>
           </w:p>
         </w:tc>
@@ -4208,7 +5648,7 @@
                 <w:i w:val="0"/>
                 <w:sz w:val="16"/>
               </w:rPr>
-              <w:t>S09</w:t>
+              <w:t>S10</w:t>
               <w:br/>
             </w:r>
             <w:r>
@@ -4218,7 +5658,7 @@
                 <w:color w:val="64748B"/>
                 <w:sz w:val="14"/>
               </w:rPr>
-              <w:t>Dépenses non alimentaires</w:t>
+              <w:t>Logement</w:t>
             </w:r>
           </w:p>
         </w:tc>
@@ -4234,7 +5674,7 @@
                 <w:color w:val="16A34A"/>
                 <w:sz w:val="16"/>
               </w:rPr>
-              <w:t>—</w:t>
+              <w:t>s00q07a, s00q08, s00q10, s00q13_0, s00q15_0, s00q17_0, s00q23a, s00q23b</w:t>
             </w:r>
           </w:p>
         </w:tc>
@@ -4265,7 +5705,7 @@
                 <w:i w:val="0"/>
                 <w:sz w:val="17"/>
               </w:rPr>
-              <w:t>Attention ! La dépense du ménage de FATOU DIEME (500 Fcfa) au cours de 30 derniers jours de Masque facial jetable est relativement élevé.</w:t>
+              <w:t>Le noms de l'entreprise  ne doit pas contenir de chiffre et doit être bien renseigné, prière de bien renseigné .</w:t>
             </w:r>
           </w:p>
         </w:tc>
@@ -4298,7 +5738,7 @@
                 <w:i w:val="0"/>
                 <w:sz w:val="16"/>
               </w:rPr>
-              <w:t>S09</w:t>
+              <w:t>S11</w:t>
               <w:br/>
             </w:r>
             <w:r>
@@ -4308,7 +5748,7 @@
                 <w:color w:val="64748B"/>
                 <w:sz w:val="14"/>
               </w:rPr>
-              <w:t>Dépenses non alimentaires</w:t>
+              <w:t>Logement / cadre de vie</w:t>
             </w:r>
           </w:p>
         </w:tc>
@@ -4324,7 +5764,7 @@
                 <w:color w:val="16A34A"/>
                 <w:sz w:val="16"/>
               </w:rPr>
-              <w:t>—</w:t>
+              <w:t>s00q11, s01q03b, s01q04b, s02q01__1, s02q02__1, s02q03__1, s02q04, s02q15</w:t>
             </w:r>
           </w:p>
         </w:tc>
@@ -4355,7 +5795,7 @@
                 <w:i w:val="0"/>
                 <w:sz w:val="17"/>
               </w:rPr>
-              <w:t>Attention ! La dépense du ménage de FATOU DIEME (14400 Fcfa) au cours de 3 derniers mois de Contraceptifs est relativement élevé.</w:t>
+              <w:t>Le montant (100000 FCFA) du loyer mensuel payé pour un logement comme le votre (Maison Basse) dans ce village/quartier est trop élevé, Veuillez s'il vous plaît corriger cette information.</w:t>
             </w:r>
           </w:p>
         </w:tc>
@@ -4388,7 +5828,7 @@
                 <w:i w:val="0"/>
                 <w:sz w:val="16"/>
               </w:rPr>
-              <w:t>S09</w:t>
+              <w:t>S11</w:t>
               <w:br/>
             </w:r>
             <w:r>
@@ -4398,7 +5838,7 @@
                 <w:color w:val="64748B"/>
                 <w:sz w:val="14"/>
               </w:rPr>
-              <w:t>Dépenses non alimentaires</w:t>
+              <w:t>Logement / cadre de vie</w:t>
             </w:r>
           </w:p>
         </w:tc>
@@ -4414,7 +5854,7 @@
                 <w:color w:val="16A34A"/>
                 <w:sz w:val="16"/>
               </w:rPr>
-              <w:t>—</w:t>
+              <w:t>s01q41, s02q20, s02q21, s02q22, s03q37__4, s03q39a, s03q39b, s03q39c</w:t>
             </w:r>
           </w:p>
         </w:tc>
@@ -4445,7 +5885,7 @@
                 <w:i w:val="0"/>
                 <w:sz w:val="17"/>
               </w:rPr>
-              <w:t>Prière de corriger ou de confirmer avec le QG.</w:t>
+              <w:t>Le temps mis (en heure et en minute) pour s'approvisionner en eau de boisson une fois à la source est 12.6 fois plus élevé que le temps mis (en minutes) pour se rendre à la principale source d'approvisionnement en eau de boisson, prière de corriger.</w:t>
             </w:r>
           </w:p>
         </w:tc>
@@ -4478,7 +5918,7 @@
                 <w:i w:val="0"/>
                 <w:sz w:val="16"/>
               </w:rPr>
-              <w:t>S09</w:t>
+              <w:t>S11</w:t>
               <w:br/>
             </w:r>
             <w:r>
@@ -4488,7 +5928,7 @@
                 <w:color w:val="64748B"/>
                 <w:sz w:val="14"/>
               </w:rPr>
-              <w:t>Dépenses non alimentaires</w:t>
+              <w:t>Logement / cadre de vie</w:t>
             </w:r>
           </w:p>
         </w:tc>
@@ -4535,7 +5975,7 @@
                 <w:i w:val="0"/>
                 <w:sz w:val="17"/>
               </w:rPr>
-              <w:t>Attention ! La dépense du ménage de FATOU DIEME (800 Fcfa) au cours de 3 derniers mois de Frais d'entretien et de réparation de chaussures: cirage, ressemelage, etc est relativement élevé.</w:t>
+              <w:t>Attention!!! Les ménages vivants dans un(e) Maison Basse à ZIGUINCHOR Rural ont généralement comme principal matériau de construction le/la Banco amélioré/ semi-dur, mais celui du ménage de FATOU DIEME (Ciment/Béton/Pierres de taille) diffère de celui-ci.</w:t>
             </w:r>
           </w:p>
         </w:tc>
@@ -4568,7 +6008,7 @@
                 <w:i w:val="0"/>
                 <w:sz w:val="16"/>
               </w:rPr>
-              <w:t>S09</w:t>
+              <w:t>S11</w:t>
               <w:br/>
             </w:r>
             <w:r>
@@ -4578,7 +6018,7 @@
                 <w:color w:val="64748B"/>
                 <w:sz w:val="14"/>
               </w:rPr>
-              <w:t>Dépenses non alimentaires</w:t>
+              <w:t>Logement / cadre de vie</w:t>
             </w:r>
           </w:p>
         </w:tc>
@@ -4625,7 +6065,7 @@
                 <w:i w:val="0"/>
                 <w:sz w:val="17"/>
               </w:rPr>
-              <w:t>Peu plausible! le montant de la dépense (300 Fcfa) pour Frais de livraison d'un achat, non inclus dans le prix d'acquisition semble trop faible.</w:t>
+              <w:t>Prière de vérifier pour être sûr que vous avez choisi les bonnes modalités des questions 11.01 et 11.18 .</w:t>
             </w:r>
           </w:p>
         </w:tc>
@@ -4658,7 +6098,7 @@
                 <w:i w:val="0"/>
                 <w:sz w:val="16"/>
               </w:rPr>
-              <w:t>S09</w:t>
+              <w:t>S11</w:t>
               <w:br/>
             </w:r>
             <w:r>
@@ -4668,7 +6108,7 @@
                 <w:color w:val="64748B"/>
                 <w:sz w:val="14"/>
               </w:rPr>
-              <w:t>Dépenses non alimentaires</w:t>
+              <w:t>Logement / cadre de vie</w:t>
             </w:r>
           </w:p>
         </w:tc>
@@ -4715,7 +6155,7 @@
                 <w:i w:val="0"/>
                 <w:sz w:val="17"/>
               </w:rPr>
-              <w:t>Veuillez, s'il vous plaît, confirmer cette information avec le QG ou la corriger.</w:t>
+              <w:t>Merci de ne pas corriger si vous êtes sûr de celui donné par le ménage et observé par vous.</w:t>
             </w:r>
           </w:p>
         </w:tc>
@@ -4748,7 +6188,7 @@
                 <w:i w:val="0"/>
                 <w:sz w:val="16"/>
               </w:rPr>
-              <w:t>S09</w:t>
+              <w:t>S11</w:t>
               <w:br/>
             </w:r>
             <w:r>
@@ -4758,7 +6198,7 @@
                 <w:color w:val="64748B"/>
                 <w:sz w:val="14"/>
               </w:rPr>
-              <w:t>Dépenses non alimentaires</w:t>
+              <w:t>Logement / cadre de vie</w:t>
             </w:r>
           </w:p>
         </w:tc>
@@ -4805,7 +6245,7 @@
                 <w:i w:val="0"/>
                 <w:sz w:val="17"/>
               </w:rPr>
-              <w:t>Attention ! La dépense du ménage de FATOU DIEME (300 Fcfa) au cours de 3 derniers mois de Frais de livraison d'un achat, non inclus dans le prix d'acquisition est relativement élevé.</w:t>
+              <w:t>Attention!!! Les ménages vivants dans un(e) Maison Basse à ZIGUINCHOR Rural ont généralement comme principal matériau du toit le/la Tôles, mais celui du ménage de FATOU DIEME (Dalle en ciment) diffère de celui-ci.</w:t>
             </w:r>
           </w:p>
         </w:tc>
@@ -4838,7 +6278,7 @@
                 <w:i w:val="0"/>
                 <w:sz w:val="16"/>
               </w:rPr>
-              <w:t>S09</w:t>
+              <w:t>S11</w:t>
               <w:br/>
             </w:r>
             <w:r>
@@ -4848,7 +6288,7 @@
                 <w:color w:val="64748B"/>
                 <w:sz w:val="14"/>
               </w:rPr>
-              <w:t>Dépenses non alimentaires</w:t>
+              <w:t>Logement / cadre de vie</w:t>
             </w:r>
           </w:p>
         </w:tc>
@@ -4864,7 +6304,7 @@
                 <w:color w:val="16A34A"/>
                 <w:sz w:val="16"/>
               </w:rPr>
-              <w:t>s01q23, s01q00b, s01q23_autre</w:t>
+              <w:t>—</w:t>
             </w:r>
           </w:p>
         </w:tc>
@@ -4895,7 +6335,7 @@
                 <w:i w:val="0"/>
                 <w:sz w:val="17"/>
               </w:rPr>
-              <w:t>La dernière fois que vous avez acheté Droit d'entrée (achat d'un ticket) pour cinéma, concert, pièce de théâtre, musée, expositions, etc est manifestation et semble exister dans les modalités, prière de prendre attache avec le QG pour plus d'explication afin de la classer bien.</w:t>
+              <w:t>Prière de vérifier pour être sûr que vous avez choisi les bonnes modalités des questions 11.01 et 11.19.</w:t>
             </w:r>
           </w:p>
         </w:tc>
@@ -4928,7 +6368,7 @@
                 <w:i w:val="0"/>
                 <w:sz w:val="16"/>
               </w:rPr>
-              <w:t>S09</w:t>
+              <w:t>S11</w:t>
               <w:br/>
             </w:r>
             <w:r>
@@ -4938,7 +6378,7 @@
                 <w:color w:val="64748B"/>
                 <w:sz w:val="14"/>
               </w:rPr>
-              <w:t>Dépenses non alimentaires</w:t>
+              <w:t>Logement / cadre de vie</w:t>
             </w:r>
           </w:p>
         </w:tc>
@@ -4985,7 +6425,7 @@
                 <w:i w:val="0"/>
                 <w:sz w:val="17"/>
               </w:rPr>
-              <w:t>Attention ! La dépense du ménage de FATOU DIEME (2000 Fcfa) au cours de 6 derniers mois de Droit d'entrée (achat d'un ticket) pour cinéma, concert, pièce de théâtre, musée, expositions, etc est relativement élevé.</w:t>
+              <w:t>Attention!!! Les ménages vivants dans un(e) Maison Basse à ZIGUINCHOR Rural ont généralement comme principal matériau de revêtement du sol du logement le/la Ciment/Béton, mais celui du ménage de FATOU DIEME (Carreaux/Marbre) diffère de celui-ci.</w:t>
             </w:r>
           </w:p>
         </w:tc>
@@ -5018,7 +6458,7 @@
                 <w:i w:val="0"/>
                 <w:sz w:val="16"/>
               </w:rPr>
-              <w:t>S09</w:t>
+              <w:t>S12</w:t>
               <w:br/>
             </w:r>
             <w:r>
@@ -5028,7 +6468,7 @@
                 <w:color w:val="64748B"/>
                 <w:sz w:val="14"/>
               </w:rPr>
-              <w:t>Dépenses non alimentaires</w:t>
+              <w:t>Avoirs / biens durables</w:t>
             </w:r>
           </w:p>
         </w:tc>
@@ -5075,7 +6515,7 @@
                 <w:i w:val="0"/>
                 <w:sz w:val="17"/>
               </w:rPr>
-              <w:t>Prière de corriger ou de confirmer avec le QG.</w:t>
+              <w:t>Attention ! Lave-linge, sèche linge a été achété à 6000 Fcfa est relativement élevé par rapport aux autres prix d'achat observés dans cette zone.</w:t>
             </w:r>
           </w:p>
         </w:tc>
@@ -5108,7 +6548,7 @@
                 <w:i w:val="0"/>
                 <w:sz w:val="16"/>
               </w:rPr>
-              <w:t>S09</w:t>
+              <w:t>S12</w:t>
               <w:br/>
             </w:r>
             <w:r>
@@ -5118,7 +6558,7 @@
                 <w:color w:val="64748B"/>
                 <w:sz w:val="14"/>
               </w:rPr>
-              <w:t>Dépenses non alimentaires</w:t>
+              <w:t>Avoirs / biens durables</w:t>
             </w:r>
           </w:p>
         </w:tc>
@@ -5165,2167 +6605,7 @@
                 <w:i w:val="0"/>
                 <w:sz w:val="17"/>
               </w:rPr>
-              <w:t>Attention ! La dépense du ménage de FATOU DIEME (1500 Fcfa) au cours de 6 derniers mois de Frais de confection et de réparation de vêtements femme: robe, pantalon, jupe, ensemble, réparation, location, etc.</w:t>
-            </w:r>
-          </w:p>
-        </w:tc>
-      </w:tr>
-      <w:tr>
-        <w:tc>
-          <w:tcPr>
-            <w:tcW w:type="dxa" w:w="964"/>
-          </w:tcPr>
-          <w:p>
-            <w:r>
-              <w:rPr>
-                <w:b/>
-                <w:i w:val="0"/>
-                <w:color w:val="EA580C"/>
-                <w:sz w:val="16"/>
-              </w:rPr>
-              <w:t>Moyenne</w:t>
-            </w:r>
-          </w:p>
-        </w:tc>
-        <w:tc>
-          <w:tcPr>
-            <w:tcW w:type="dxa" w:w="1247"/>
-          </w:tcPr>
-          <w:p>
-            <w:r>
-              <w:rPr>
-                <w:b/>
-                <w:i w:val="0"/>
-                <w:sz w:val="16"/>
-              </w:rPr>
-              <w:t>S09</w:t>
-              <w:br/>
-            </w:r>
-            <w:r>
-              <w:rPr>
-                <w:b w:val="0"/>
-                <w:i w:val="0"/>
-                <w:color w:val="64748B"/>
-                <w:sz w:val="14"/>
-              </w:rPr>
-              <w:t>Dépenses non alimentaires</w:t>
-            </w:r>
-          </w:p>
-        </w:tc>
-        <w:tc>
-          <w:tcPr>
-            <w:tcW w:type="dxa" w:w="1531"/>
-          </w:tcPr>
-          <w:p>
-            <w:r>
-              <w:rPr>
-                <w:b/>
-                <w:i w:val="0"/>
-                <w:color w:val="16A34A"/>
-                <w:sz w:val="16"/>
-              </w:rPr>
-              <w:t>—</w:t>
-            </w:r>
-          </w:p>
-        </w:tc>
-        <w:tc>
-          <w:tcPr>
-            <w:tcW w:type="dxa" w:w="1191"/>
-          </w:tcPr>
-          <w:p>
-            <w:r>
-              <w:rPr>
-                <w:b w:val="0"/>
-                <w:i w:val="0"/>
-                <w:color w:val="64748B"/>
-                <w:sz w:val="16"/>
-              </w:rPr>
-              <w:t>GT-CQ</w:t>
-            </w:r>
-          </w:p>
-        </w:tc>
-        <w:tc>
-          <w:tcPr>
-            <w:tcW w:type="dxa" w:w="4706"/>
-          </w:tcPr>
-          <w:p>
-            <w:r>
-              <w:rPr>
-                <w:b w:val="0"/>
-                <w:i w:val="0"/>
-                <w:sz w:val="17"/>
-              </w:rPr>
-              <w:t>est relativement élevé.</w:t>
-            </w:r>
-          </w:p>
-        </w:tc>
-      </w:tr>
-      <w:tr>
-        <w:tc>
-          <w:tcPr>
-            <w:tcW w:type="dxa" w:w="964"/>
-          </w:tcPr>
-          <w:p>
-            <w:r>
-              <w:rPr>
-                <w:b/>
-                <w:i w:val="0"/>
-                <w:color w:val="EA580C"/>
-                <w:sz w:val="16"/>
-              </w:rPr>
-              <w:t>Moyenne</w:t>
-            </w:r>
-          </w:p>
-        </w:tc>
-        <w:tc>
-          <w:tcPr>
-            <w:tcW w:type="dxa" w:w="1247"/>
-          </w:tcPr>
-          <w:p>
-            <w:r>
-              <w:rPr>
-                <w:b/>
-                <w:i w:val="0"/>
-                <w:sz w:val="16"/>
-              </w:rPr>
-              <w:t>S09</w:t>
-              <w:br/>
-            </w:r>
-            <w:r>
-              <w:rPr>
-                <w:b w:val="0"/>
-                <w:i w:val="0"/>
-                <w:color w:val="64748B"/>
-                <w:sz w:val="14"/>
-              </w:rPr>
-              <w:t>Dépenses non alimentaires</w:t>
-            </w:r>
-          </w:p>
-        </w:tc>
-        <w:tc>
-          <w:tcPr>
-            <w:tcW w:type="dxa" w:w="1531"/>
-          </w:tcPr>
-          <w:p>
-            <w:r>
-              <w:rPr>
-                <w:b/>
-                <w:i w:val="0"/>
-                <w:color w:val="16A34A"/>
-                <w:sz w:val="16"/>
-              </w:rPr>
-              <w:t>s01q23, s01q00b, s01q23_autre</w:t>
-            </w:r>
-          </w:p>
-        </w:tc>
-        <w:tc>
-          <w:tcPr>
-            <w:tcW w:type="dxa" w:w="1191"/>
-          </w:tcPr>
-          <w:p>
-            <w:r>
-              <w:rPr>
-                <w:b w:val="0"/>
-                <w:i w:val="0"/>
-                <w:color w:val="64748B"/>
-                <w:sz w:val="16"/>
-              </w:rPr>
-              <w:t>GT-CQ</w:t>
-            </w:r>
-          </w:p>
-        </w:tc>
-        <w:tc>
-          <w:tcPr>
-            <w:tcW w:type="dxa" w:w="4706"/>
-          </w:tcPr>
-          <w:p>
-            <w:r>
-              <w:rPr>
-                <w:b w:val="0"/>
-                <w:i w:val="0"/>
-                <w:sz w:val="17"/>
-              </w:rPr>
-              <w:t>La dernière fois que vous avez acheté Main-d'oeuvre pour la construction et les grosses réparation de logement (maçonnerie, toiture et charpente, électricité, plomberie, menuiserie, peinture et revêtement du sol), etc est maçon et semble exister dans les modalités, prière de prendre attache avec le QG pour plus d'explication afin de la classer bien.</w:t>
-            </w:r>
-          </w:p>
-        </w:tc>
-      </w:tr>
-      <w:tr>
-        <w:tc>
-          <w:tcPr>
-            <w:tcW w:type="dxa" w:w="964"/>
-          </w:tcPr>
-          <w:p>
-            <w:r>
-              <w:rPr>
-                <w:b/>
-                <w:i w:val="0"/>
-                <w:color w:val="EA580C"/>
-                <w:sz w:val="16"/>
-              </w:rPr>
-              <w:t>Moyenne</w:t>
-            </w:r>
-          </w:p>
-        </w:tc>
-        <w:tc>
-          <w:tcPr>
-            <w:tcW w:type="dxa" w:w="1247"/>
-          </w:tcPr>
-          <w:p>
-            <w:r>
-              <w:rPr>
-                <w:b/>
-                <w:i w:val="0"/>
-                <w:sz w:val="16"/>
-              </w:rPr>
-              <w:t>S09</w:t>
-              <w:br/>
-            </w:r>
-            <w:r>
-              <w:rPr>
-                <w:b w:val="0"/>
-                <w:i w:val="0"/>
-                <w:color w:val="64748B"/>
-                <w:sz w:val="14"/>
-              </w:rPr>
-              <w:t>Dépenses non alimentaires</w:t>
-            </w:r>
-          </w:p>
-        </w:tc>
-        <w:tc>
-          <w:tcPr>
-            <w:tcW w:type="dxa" w:w="1531"/>
-          </w:tcPr>
-          <w:p>
-            <w:r>
-              <w:rPr>
-                <w:b/>
-                <w:i w:val="0"/>
-                <w:color w:val="16A34A"/>
-                <w:sz w:val="16"/>
-              </w:rPr>
-              <w:t>—</w:t>
-            </w:r>
-          </w:p>
-        </w:tc>
-        <w:tc>
-          <w:tcPr>
-            <w:tcW w:type="dxa" w:w="1191"/>
-          </w:tcPr>
-          <w:p>
-            <w:r>
-              <w:rPr>
-                <w:b w:val="0"/>
-                <w:i w:val="0"/>
-                <w:color w:val="64748B"/>
-                <w:sz w:val="16"/>
-              </w:rPr>
-              <w:t>GT-CQ</w:t>
-            </w:r>
-          </w:p>
-        </w:tc>
-        <w:tc>
-          <w:tcPr>
-            <w:tcW w:type="dxa" w:w="4706"/>
-          </w:tcPr>
-          <w:p>
-            <w:r>
-              <w:rPr>
-                <w:b w:val="0"/>
-                <w:i w:val="0"/>
-                <w:sz w:val="17"/>
-              </w:rPr>
-              <w:t>Attention ! La dépense du ménage de FATOU DIEME (100000 Fcfa) au cours de 12 derniers mois de Main-d'oeuvre pour la construction et les grosses réparation de logement (maçonnerie, toiture et charpente, électricité, plomberie, menuiserie, peinture et revêtement du sol), etc est relativement élevé.</w:t>
-            </w:r>
-          </w:p>
-        </w:tc>
-      </w:tr>
-      <w:tr>
-        <w:tc>
-          <w:tcPr>
-            <w:tcW w:type="dxa" w:w="964"/>
-          </w:tcPr>
-          <w:p>
-            <w:r>
-              <w:rPr>
-                <w:b/>
-                <w:i w:val="0"/>
-                <w:color w:val="EA580C"/>
-                <w:sz w:val="16"/>
-              </w:rPr>
-              <w:t>Moyenne</w:t>
-            </w:r>
-          </w:p>
-        </w:tc>
-        <w:tc>
-          <w:tcPr>
-            <w:tcW w:type="dxa" w:w="1247"/>
-          </w:tcPr>
-          <w:p>
-            <w:r>
-              <w:rPr>
-                <w:b/>
-                <w:i w:val="0"/>
-                <w:sz w:val="16"/>
-              </w:rPr>
-              <w:t>S09</w:t>
-              <w:br/>
-            </w:r>
-            <w:r>
-              <w:rPr>
-                <w:b w:val="0"/>
-                <w:i w:val="0"/>
-                <w:color w:val="64748B"/>
-                <w:sz w:val="14"/>
-              </w:rPr>
-              <w:t>Dépenses non alimentaires</w:t>
-            </w:r>
-          </w:p>
-        </w:tc>
-        <w:tc>
-          <w:tcPr>
-            <w:tcW w:type="dxa" w:w="1531"/>
-          </w:tcPr>
-          <w:p>
-            <w:r>
-              <w:rPr>
-                <w:b/>
-                <w:i w:val="0"/>
-                <w:color w:val="16A34A"/>
-                <w:sz w:val="16"/>
-              </w:rPr>
-              <w:t>—</w:t>
-            </w:r>
-          </w:p>
-        </w:tc>
-        <w:tc>
-          <w:tcPr>
-            <w:tcW w:type="dxa" w:w="1191"/>
-          </w:tcPr>
-          <w:p>
-            <w:r>
-              <w:rPr>
-                <w:b w:val="0"/>
-                <w:i w:val="0"/>
-                <w:color w:val="64748B"/>
-                <w:sz w:val="16"/>
-              </w:rPr>
-              <w:t>GT-CQ</w:t>
-            </w:r>
-          </w:p>
-        </w:tc>
-        <w:tc>
-          <w:tcPr>
-            <w:tcW w:type="dxa" w:w="4706"/>
-          </w:tcPr>
-          <w:p>
-            <w:r>
-              <w:rPr>
-                <w:b w:val="0"/>
-                <w:i w:val="0"/>
-                <w:sz w:val="17"/>
-              </w:rPr>
               <w:t>Prière de corriger ou de confirmer avec le QG.</w:t>
-            </w:r>
-          </w:p>
-        </w:tc>
-      </w:tr>
-      <w:tr>
-        <w:tc>
-          <w:tcPr>
-            <w:tcW w:type="dxa" w:w="964"/>
-          </w:tcPr>
-          <w:p>
-            <w:r>
-              <w:rPr>
-                <w:b/>
-                <w:i w:val="0"/>
-                <w:color w:val="EA580C"/>
-                <w:sz w:val="16"/>
-              </w:rPr>
-              <w:t>Moyenne</w:t>
-            </w:r>
-          </w:p>
-        </w:tc>
-        <w:tc>
-          <w:tcPr>
-            <w:tcW w:type="dxa" w:w="1247"/>
-          </w:tcPr>
-          <w:p>
-            <w:r>
-              <w:rPr>
-                <w:b/>
-                <w:i w:val="0"/>
-                <w:sz w:val="16"/>
-              </w:rPr>
-              <w:t>S09</w:t>
-              <w:br/>
-            </w:r>
-            <w:r>
-              <w:rPr>
-                <w:b w:val="0"/>
-                <w:i w:val="0"/>
-                <w:color w:val="64748B"/>
-                <w:sz w:val="14"/>
-              </w:rPr>
-              <w:t>Dépenses non alimentaires</w:t>
-            </w:r>
-          </w:p>
-        </w:tc>
-        <w:tc>
-          <w:tcPr>
-            <w:tcW w:type="dxa" w:w="1531"/>
-          </w:tcPr>
-          <w:p>
-            <w:r>
-              <w:rPr>
-                <w:b/>
-                <w:i w:val="0"/>
-                <w:color w:val="16A34A"/>
-                <w:sz w:val="16"/>
-              </w:rPr>
-              <w:t>—</w:t>
-            </w:r>
-          </w:p>
-        </w:tc>
-        <w:tc>
-          <w:tcPr>
-            <w:tcW w:type="dxa" w:w="1191"/>
-          </w:tcPr>
-          <w:p>
-            <w:r>
-              <w:rPr>
-                <w:b w:val="0"/>
-                <w:i w:val="0"/>
-                <w:color w:val="64748B"/>
-                <w:sz w:val="16"/>
-              </w:rPr>
-              <w:t>GT-CQ</w:t>
-            </w:r>
-          </w:p>
-        </w:tc>
-        <w:tc>
-          <w:tcPr>
-            <w:tcW w:type="dxa" w:w="4706"/>
-          </w:tcPr>
-          <w:p>
-            <w:r>
-              <w:rPr>
-                <w:b w:val="0"/>
-                <w:i w:val="0"/>
-                <w:sz w:val="17"/>
-              </w:rPr>
-              <w:t>Attention ! La dépense du ménage de FATOU DIEME (10000 Fcfa) au cours de 12 derniers mois de Autres ustensiles de ménage: seau, bouilloire, biberon, poubelle, tasses, cafétière non électrique, théière, calebasse, louche, jarre, canari, mortier, pilon, etc est relativement élevé.</w:t>
-            </w:r>
-          </w:p>
-        </w:tc>
-      </w:tr>
-      <w:tr>
-        <w:tc>
-          <w:tcPr>
-            <w:tcW w:type="dxa" w:w="964"/>
-          </w:tcPr>
-          <w:p>
-            <w:r>
-              <w:rPr>
-                <w:b/>
-                <w:i w:val="0"/>
-                <w:color w:val="EA580C"/>
-                <w:sz w:val="16"/>
-              </w:rPr>
-              <w:t>Moyenne</w:t>
-            </w:r>
-          </w:p>
-        </w:tc>
-        <w:tc>
-          <w:tcPr>
-            <w:tcW w:type="dxa" w:w="1247"/>
-          </w:tcPr>
-          <w:p>
-            <w:r>
-              <w:rPr>
-                <w:b/>
-                <w:i w:val="0"/>
-                <w:sz w:val="16"/>
-              </w:rPr>
-              <w:t>S09</w:t>
-              <w:br/>
-            </w:r>
-            <w:r>
-              <w:rPr>
-                <w:b w:val="0"/>
-                <w:i w:val="0"/>
-                <w:color w:val="64748B"/>
-                <w:sz w:val="14"/>
-              </w:rPr>
-              <w:t>Dépenses non alimentaires</w:t>
-            </w:r>
-          </w:p>
-        </w:tc>
-        <w:tc>
-          <w:tcPr>
-            <w:tcW w:type="dxa" w:w="1531"/>
-          </w:tcPr>
-          <w:p>
-            <w:r>
-              <w:rPr>
-                <w:b/>
-                <w:i w:val="0"/>
-                <w:color w:val="16A34A"/>
-                <w:sz w:val="16"/>
-              </w:rPr>
-              <w:t>—</w:t>
-            </w:r>
-          </w:p>
-        </w:tc>
-        <w:tc>
-          <w:tcPr>
-            <w:tcW w:type="dxa" w:w="1191"/>
-          </w:tcPr>
-          <w:p>
-            <w:r>
-              <w:rPr>
-                <w:b w:val="0"/>
-                <w:i w:val="0"/>
-                <w:color w:val="64748B"/>
-                <w:sz w:val="16"/>
-              </w:rPr>
-              <w:t>GT-CQ</w:t>
-            </w:r>
-          </w:p>
-        </w:tc>
-        <w:tc>
-          <w:tcPr>
-            <w:tcW w:type="dxa" w:w="4706"/>
-          </w:tcPr>
-          <w:p>
-            <w:r>
-              <w:rPr>
-                <w:b w:val="0"/>
-                <w:i w:val="0"/>
-                <w:sz w:val="17"/>
-              </w:rPr>
-              <w:t>Attention ! La dépense du ménage de FATOU DIEME (13500 Fcfa) au cours de 12 derniers mois de Ustensiles de cuisine: casserole, marmite, tamis local, réparation d'ustensiles de cuisine, etc est relativement élevé.</w:t>
-            </w:r>
-          </w:p>
-        </w:tc>
-      </w:tr>
-      <w:tr>
-        <w:tc>
-          <w:tcPr>
-            <w:tcW w:type="dxa" w:w="964"/>
-          </w:tcPr>
-          <w:p>
-            <w:r>
-              <w:rPr>
-                <w:b/>
-                <w:i w:val="0"/>
-                <w:color w:val="EA580C"/>
-                <w:sz w:val="16"/>
-              </w:rPr>
-              <w:t>Moyenne</w:t>
-            </w:r>
-          </w:p>
-        </w:tc>
-        <w:tc>
-          <w:tcPr>
-            <w:tcW w:type="dxa" w:w="1247"/>
-          </w:tcPr>
-          <w:p>
-            <w:r>
-              <w:rPr>
-                <w:b/>
-                <w:i w:val="0"/>
-                <w:sz w:val="16"/>
-              </w:rPr>
-              <w:t>S09</w:t>
-              <w:br/>
-            </w:r>
-            <w:r>
-              <w:rPr>
-                <w:b w:val="0"/>
-                <w:i w:val="0"/>
-                <w:color w:val="64748B"/>
-                <w:sz w:val="14"/>
-              </w:rPr>
-              <w:t>Dépenses non alimentaires</w:t>
-            </w:r>
-          </w:p>
-        </w:tc>
-        <w:tc>
-          <w:tcPr>
-            <w:tcW w:type="dxa" w:w="1531"/>
-          </w:tcPr>
-          <w:p>
-            <w:r>
-              <w:rPr>
-                <w:b/>
-                <w:i w:val="0"/>
-                <w:color w:val="16A34A"/>
-                <w:sz w:val="16"/>
-              </w:rPr>
-              <w:t>—</w:t>
-            </w:r>
-          </w:p>
-        </w:tc>
-        <w:tc>
-          <w:tcPr>
-            <w:tcW w:type="dxa" w:w="1191"/>
-          </w:tcPr>
-          <w:p>
-            <w:r>
-              <w:rPr>
-                <w:b w:val="0"/>
-                <w:i w:val="0"/>
-                <w:color w:val="64748B"/>
-                <w:sz w:val="16"/>
-              </w:rPr>
-              <w:t>GT-CQ</w:t>
-            </w:r>
-          </w:p>
-        </w:tc>
-        <w:tc>
-          <w:tcPr>
-            <w:tcW w:type="dxa" w:w="4706"/>
-          </w:tcPr>
-          <w:p>
-            <w:r>
-              <w:rPr>
-                <w:b w:val="0"/>
-                <w:i w:val="0"/>
-                <w:sz w:val="17"/>
-              </w:rPr>
-              <w:t>Attention ! La dépense du ménage de FATOU DIEME (22000 Fcfa) au cours de 12 derniers mois de Achat de routeur Wi-Fi ou modem Internet pour usage personnel est relativement élevé.</w:t>
-            </w:r>
-          </w:p>
-        </w:tc>
-      </w:tr>
-      <w:tr>
-        <w:tc>
-          <w:tcPr>
-            <w:tcW w:type="dxa" w:w="964"/>
-          </w:tcPr>
-          <w:p>
-            <w:r>
-              <w:rPr>
-                <w:b/>
-                <w:i w:val="0"/>
-                <w:color w:val="EA580C"/>
-                <w:sz w:val="16"/>
-              </w:rPr>
-              <w:t>Moyenne</w:t>
-            </w:r>
-          </w:p>
-        </w:tc>
-        <w:tc>
-          <w:tcPr>
-            <w:tcW w:type="dxa" w:w="1247"/>
-          </w:tcPr>
-          <w:p>
-            <w:r>
-              <w:rPr>
-                <w:b/>
-                <w:i w:val="0"/>
-                <w:sz w:val="16"/>
-              </w:rPr>
-              <w:t>S09</w:t>
-              <w:br/>
-            </w:r>
-            <w:r>
-              <w:rPr>
-                <w:b w:val="0"/>
-                <w:i w:val="0"/>
-                <w:color w:val="64748B"/>
-                <w:sz w:val="14"/>
-              </w:rPr>
-              <w:t>Dépenses non alimentaires</w:t>
-            </w:r>
-          </w:p>
-        </w:tc>
-        <w:tc>
-          <w:tcPr>
-            <w:tcW w:type="dxa" w:w="1531"/>
-          </w:tcPr>
-          <w:p>
-            <w:r>
-              <w:rPr>
-                <w:b/>
-                <w:i w:val="0"/>
-                <w:color w:val="16A34A"/>
-                <w:sz w:val="16"/>
-              </w:rPr>
-              <w:t>—</w:t>
-            </w:r>
-          </w:p>
-        </w:tc>
-        <w:tc>
-          <w:tcPr>
-            <w:tcW w:type="dxa" w:w="1191"/>
-          </w:tcPr>
-          <w:p>
-            <w:r>
-              <w:rPr>
-                <w:b w:val="0"/>
-                <w:i w:val="0"/>
-                <w:color w:val="64748B"/>
-                <w:sz w:val="16"/>
-              </w:rPr>
-              <w:t>GT-CQ</w:t>
-            </w:r>
-          </w:p>
-        </w:tc>
-        <w:tc>
-          <w:tcPr>
-            <w:tcW w:type="dxa" w:w="4706"/>
-          </w:tcPr>
-          <w:p>
-            <w:r>
-              <w:rPr>
-                <w:b w:val="0"/>
-                <w:i w:val="0"/>
-                <w:sz w:val="17"/>
-              </w:rPr>
-              <w:t>Attention ! La dépense du ménage de FATOU DIEME (3000 Fcfa) au cours de 12 derniers mois de Achat d'une calculatrice scientifique pour usage personnel est relativement élevé.</w:t>
-            </w:r>
-          </w:p>
-        </w:tc>
-      </w:tr>
-      <w:tr>
-        <w:tc>
-          <w:tcPr>
-            <w:tcW w:type="dxa" w:w="964"/>
-          </w:tcPr>
-          <w:p>
-            <w:r>
-              <w:rPr>
-                <w:b/>
-                <w:i w:val="0"/>
-                <w:color w:val="EA580C"/>
-                <w:sz w:val="16"/>
-              </w:rPr>
-              <w:t>Moyenne</w:t>
-            </w:r>
-          </w:p>
-        </w:tc>
-        <w:tc>
-          <w:tcPr>
-            <w:tcW w:type="dxa" w:w="1247"/>
-          </w:tcPr>
-          <w:p>
-            <w:r>
-              <w:rPr>
-                <w:b/>
-                <w:i w:val="0"/>
-                <w:sz w:val="16"/>
-              </w:rPr>
-              <w:t>S09</w:t>
-              <w:br/>
-            </w:r>
-            <w:r>
-              <w:rPr>
-                <w:b w:val="0"/>
-                <w:i w:val="0"/>
-                <w:color w:val="64748B"/>
-                <w:sz w:val="14"/>
-              </w:rPr>
-              <w:t>Dépenses non alimentaires</w:t>
-            </w:r>
-          </w:p>
-        </w:tc>
-        <w:tc>
-          <w:tcPr>
-            <w:tcW w:type="dxa" w:w="1531"/>
-          </w:tcPr>
-          <w:p>
-            <w:r>
-              <w:rPr>
-                <w:b/>
-                <w:i w:val="0"/>
-                <w:color w:val="16A34A"/>
-                <w:sz w:val="16"/>
-              </w:rPr>
-              <w:t>—</w:t>
-            </w:r>
-          </w:p>
-        </w:tc>
-        <w:tc>
-          <w:tcPr>
-            <w:tcW w:type="dxa" w:w="1191"/>
-          </w:tcPr>
-          <w:p>
-            <w:r>
-              <w:rPr>
-                <w:b w:val="0"/>
-                <w:i w:val="0"/>
-                <w:color w:val="64748B"/>
-                <w:sz w:val="16"/>
-              </w:rPr>
-              <w:t>GT-CQ</w:t>
-            </w:r>
-          </w:p>
-        </w:tc>
-        <w:tc>
-          <w:tcPr>
-            <w:tcW w:type="dxa" w:w="4706"/>
-          </w:tcPr>
-          <w:p>
-            <w:r>
-              <w:rPr>
-                <w:b w:val="0"/>
-                <w:i w:val="0"/>
-                <w:sz w:val="17"/>
-              </w:rPr>
-              <w:t>Attention ! La dépense du ménage de FATOU DIEME (300000 Fcfa) au cours de 12 derniers mois de Matériaux de maçonnerie pour la construction ou les grosses réparations de logement: ciment, briques, fer à béton, sable, gravier, parpaings, etc est relativement élevé.</w:t>
-            </w:r>
-          </w:p>
-        </w:tc>
-      </w:tr>
-      <w:tr>
-        <w:tc>
-          <w:tcPr>
-            <w:tcW w:type="dxa" w:w="964"/>
-          </w:tcPr>
-          <w:p>
-            <w:r>
-              <w:rPr>
-                <w:b/>
-                <w:i w:val="0"/>
-                <w:color w:val="EA580C"/>
-                <w:sz w:val="16"/>
-              </w:rPr>
-              <w:t>Moyenne</w:t>
-            </w:r>
-          </w:p>
-        </w:tc>
-        <w:tc>
-          <w:tcPr>
-            <w:tcW w:type="dxa" w:w="1247"/>
-          </w:tcPr>
-          <w:p>
-            <w:r>
-              <w:rPr>
-                <w:b/>
-                <w:i w:val="0"/>
-                <w:sz w:val="16"/>
-              </w:rPr>
-              <w:t>S09</w:t>
-              <w:br/>
-            </w:r>
-            <w:r>
-              <w:rPr>
-                <w:b w:val="0"/>
-                <w:i w:val="0"/>
-                <w:color w:val="64748B"/>
-                <w:sz w:val="14"/>
-              </w:rPr>
-              <w:t>Dépenses non alimentaires</w:t>
-            </w:r>
-          </w:p>
-        </w:tc>
-        <w:tc>
-          <w:tcPr>
-            <w:tcW w:type="dxa" w:w="1531"/>
-          </w:tcPr>
-          <w:p>
-            <w:r>
-              <w:rPr>
-                <w:b/>
-                <w:i w:val="0"/>
-                <w:color w:val="16A34A"/>
-                <w:sz w:val="16"/>
-              </w:rPr>
-              <w:t>—</w:t>
-            </w:r>
-          </w:p>
-        </w:tc>
-        <w:tc>
-          <w:tcPr>
-            <w:tcW w:type="dxa" w:w="1191"/>
-          </w:tcPr>
-          <w:p>
-            <w:r>
-              <w:rPr>
-                <w:b w:val="0"/>
-                <w:i w:val="0"/>
-                <w:color w:val="64748B"/>
-                <w:sz w:val="16"/>
-              </w:rPr>
-              <w:t>GT-CQ</w:t>
-            </w:r>
-          </w:p>
-        </w:tc>
-        <w:tc>
-          <w:tcPr>
-            <w:tcW w:type="dxa" w:w="4706"/>
-          </w:tcPr>
-          <w:p>
-            <w:r>
-              <w:rPr>
-                <w:b w:val="0"/>
-                <w:i w:val="0"/>
-                <w:sz w:val="17"/>
-              </w:rPr>
-              <w:t>Attention ! La dépense du ménage de FATOU DIEME (5000 Fcfa) au cours de 12 derniers mois de Réparation d'appareils électroniques: TV, téléphone portable, ordinateur et accessoires, camera, lecteur CD/DVD, radio, etc est relativement élevé.</w:t>
-            </w:r>
-          </w:p>
-        </w:tc>
-      </w:tr>
-      <w:tr>
-        <w:tc>
-          <w:tcPr>
-            <w:tcW w:type="dxa" w:w="964"/>
-          </w:tcPr>
-          <w:p>
-            <w:r>
-              <w:rPr>
-                <w:b/>
-                <w:i w:val="0"/>
-                <w:color w:val="EA580C"/>
-                <w:sz w:val="16"/>
-              </w:rPr>
-              <w:t>Moyenne</w:t>
-            </w:r>
-          </w:p>
-        </w:tc>
-        <w:tc>
-          <w:tcPr>
-            <w:tcW w:type="dxa" w:w="1247"/>
-          </w:tcPr>
-          <w:p>
-            <w:r>
-              <w:rPr>
-                <w:b/>
-                <w:i w:val="0"/>
-                <w:sz w:val="16"/>
-              </w:rPr>
-              <w:t>S09</w:t>
-              <w:br/>
-            </w:r>
-            <w:r>
-              <w:rPr>
-                <w:b w:val="0"/>
-                <w:i w:val="0"/>
-                <w:color w:val="64748B"/>
-                <w:sz w:val="14"/>
-              </w:rPr>
-              <w:t>Dépenses non alimentaires</w:t>
-            </w:r>
-          </w:p>
-        </w:tc>
-        <w:tc>
-          <w:tcPr>
-            <w:tcW w:type="dxa" w:w="1531"/>
-          </w:tcPr>
-          <w:p>
-            <w:r>
-              <w:rPr>
-                <w:b/>
-                <w:i w:val="0"/>
-                <w:color w:val="16A34A"/>
-                <w:sz w:val="16"/>
-              </w:rPr>
-              <w:t>—</w:t>
-            </w:r>
-          </w:p>
-        </w:tc>
-        <w:tc>
-          <w:tcPr>
-            <w:tcW w:type="dxa" w:w="1191"/>
-          </w:tcPr>
-          <w:p>
-            <w:r>
-              <w:rPr>
-                <w:b w:val="0"/>
-                <w:i w:val="0"/>
-                <w:color w:val="64748B"/>
-                <w:sz w:val="16"/>
-              </w:rPr>
-              <w:t>GT-CQ</w:t>
-            </w:r>
-          </w:p>
-        </w:tc>
-        <w:tc>
-          <w:tcPr>
-            <w:tcW w:type="dxa" w:w="4706"/>
-          </w:tcPr>
-          <w:p>
-            <w:r>
-              <w:rPr>
-                <w:b w:val="0"/>
-                <w:i w:val="0"/>
-                <w:sz w:val="17"/>
-              </w:rPr>
-              <w:t>Attention ! La dépense du ménage de FATOU DIEME (55000 Fcfa) au cours de 12 derniers mois de Achat d'un vélo pour usage personnel est relativement élevé.</w:t>
-            </w:r>
-          </w:p>
-        </w:tc>
-      </w:tr>
-      <w:tr>
-        <w:tc>
-          <w:tcPr>
-            <w:tcW w:type="dxa" w:w="964"/>
-          </w:tcPr>
-          <w:p>
-            <w:r>
-              <w:rPr>
-                <w:b/>
-                <w:i w:val="0"/>
-                <w:color w:val="EA580C"/>
-                <w:sz w:val="16"/>
-              </w:rPr>
-              <w:t>Moyenne</w:t>
-            </w:r>
-          </w:p>
-        </w:tc>
-        <w:tc>
-          <w:tcPr>
-            <w:tcW w:type="dxa" w:w="1247"/>
-          </w:tcPr>
-          <w:p>
-            <w:r>
-              <w:rPr>
-                <w:b/>
-                <w:i w:val="0"/>
-                <w:sz w:val="16"/>
-              </w:rPr>
-              <w:t>S09</w:t>
-              <w:br/>
-            </w:r>
-            <w:r>
-              <w:rPr>
-                <w:b w:val="0"/>
-                <w:i w:val="0"/>
-                <w:color w:val="64748B"/>
-                <w:sz w:val="14"/>
-              </w:rPr>
-              <w:t>Dépenses non alimentaires</w:t>
-            </w:r>
-          </w:p>
-        </w:tc>
-        <w:tc>
-          <w:tcPr>
-            <w:tcW w:type="dxa" w:w="1531"/>
-          </w:tcPr>
-          <w:p>
-            <w:r>
-              <w:rPr>
-                <w:b/>
-                <w:i w:val="0"/>
-                <w:color w:val="16A34A"/>
-                <w:sz w:val="16"/>
-              </w:rPr>
-              <w:t>—</w:t>
-            </w:r>
-          </w:p>
-        </w:tc>
-        <w:tc>
-          <w:tcPr>
-            <w:tcW w:type="dxa" w:w="1191"/>
-          </w:tcPr>
-          <w:p>
-            <w:r>
-              <w:rPr>
-                <w:b w:val="0"/>
-                <w:i w:val="0"/>
-                <w:color w:val="64748B"/>
-                <w:sz w:val="16"/>
-              </w:rPr>
-              <w:t>GT-CQ</w:t>
-            </w:r>
-          </w:p>
-        </w:tc>
-        <w:tc>
-          <w:tcPr>
-            <w:tcW w:type="dxa" w:w="4706"/>
-          </w:tcPr>
-          <w:p>
-            <w:r>
-              <w:rPr>
-                <w:b w:val="0"/>
-                <w:i w:val="0"/>
-                <w:sz w:val="17"/>
-              </w:rPr>
-              <w:t>Attention ! La dépense du ménage de FATOU DIEME (6000 Fcfa) au cours de 12 derniers mois de Achat de montres, réveils, etc est relativement élevé.</w:t>
-            </w:r>
-          </w:p>
-        </w:tc>
-      </w:tr>
-      <w:tr>
-        <w:tc>
-          <w:tcPr>
-            <w:tcW w:type="dxa" w:w="964"/>
-          </w:tcPr>
-          <w:p>
-            <w:r>
-              <w:rPr>
-                <w:b/>
-                <w:i w:val="0"/>
-                <w:color w:val="EA580C"/>
-                <w:sz w:val="16"/>
-              </w:rPr>
-              <w:t>Moyenne</w:t>
-            </w:r>
-          </w:p>
-        </w:tc>
-        <w:tc>
-          <w:tcPr>
-            <w:tcW w:type="dxa" w:w="1247"/>
-          </w:tcPr>
-          <w:p>
-            <w:r>
-              <w:rPr>
-                <w:b/>
-                <w:i w:val="0"/>
-                <w:sz w:val="16"/>
-              </w:rPr>
-              <w:t>S10</w:t>
-              <w:br/>
-            </w:r>
-            <w:r>
-              <w:rPr>
-                <w:b w:val="0"/>
-                <w:i w:val="0"/>
-                <w:color w:val="64748B"/>
-                <w:sz w:val="14"/>
-              </w:rPr>
-              <w:t>Logement</w:t>
-            </w:r>
-          </w:p>
-        </w:tc>
-        <w:tc>
-          <w:tcPr>
-            <w:tcW w:type="dxa" w:w="1531"/>
-          </w:tcPr>
-          <w:p>
-            <w:r>
-              <w:rPr>
-                <w:b/>
-                <w:i w:val="0"/>
-                <w:color w:val="16A34A"/>
-                <w:sz w:val="16"/>
-              </w:rPr>
-              <w:t>s00q07a, s00q08, s00q10, s00q13_0, s00q15_0, s00q17_0, s00q23a, s00q23b</w:t>
-            </w:r>
-          </w:p>
-        </w:tc>
-        <w:tc>
-          <w:tcPr>
-            <w:tcW w:type="dxa" w:w="1191"/>
-          </w:tcPr>
-          <w:p>
-            <w:r>
-              <w:rPr>
-                <w:b w:val="0"/>
-                <w:i w:val="0"/>
-                <w:color w:val="64748B"/>
-                <w:sz w:val="16"/>
-              </w:rPr>
-              <w:t>GT-CQ</w:t>
-            </w:r>
-          </w:p>
-        </w:tc>
-        <w:tc>
-          <w:tcPr>
-            <w:tcW w:type="dxa" w:w="4706"/>
-          </w:tcPr>
-          <w:p>
-            <w:r>
-              <w:rPr>
-                <w:b w:val="0"/>
-                <w:i w:val="0"/>
-                <w:sz w:val="17"/>
-              </w:rPr>
-              <w:t>Le noms de l'entreprise  ne doit pas contenir de chiffre et doit être bien renseigné, prière de bien renseigné .</w:t>
-            </w:r>
-          </w:p>
-        </w:tc>
-      </w:tr>
-      <w:tr>
-        <w:tc>
-          <w:tcPr>
-            <w:tcW w:type="dxa" w:w="964"/>
-          </w:tcPr>
-          <w:p>
-            <w:r>
-              <w:rPr>
-                <w:b/>
-                <w:i w:val="0"/>
-                <w:color w:val="EA580C"/>
-                <w:sz w:val="16"/>
-              </w:rPr>
-              <w:t>Moyenne</w:t>
-            </w:r>
-          </w:p>
-        </w:tc>
-        <w:tc>
-          <w:tcPr>
-            <w:tcW w:type="dxa" w:w="1247"/>
-          </w:tcPr>
-          <w:p>
-            <w:r>
-              <w:rPr>
-                <w:b/>
-                <w:i w:val="0"/>
-                <w:sz w:val="16"/>
-              </w:rPr>
-              <w:t>S11</w:t>
-              <w:br/>
-            </w:r>
-            <w:r>
-              <w:rPr>
-                <w:b w:val="0"/>
-                <w:i w:val="0"/>
-                <w:color w:val="64748B"/>
-                <w:sz w:val="14"/>
-              </w:rPr>
-              <w:t>Logement / cadre de vie</w:t>
-            </w:r>
-          </w:p>
-        </w:tc>
-        <w:tc>
-          <w:tcPr>
-            <w:tcW w:type="dxa" w:w="1531"/>
-          </w:tcPr>
-          <w:p>
-            <w:r>
-              <w:rPr>
-                <w:b/>
-                <w:i w:val="0"/>
-                <w:color w:val="16A34A"/>
-                <w:sz w:val="16"/>
-              </w:rPr>
-              <w:t>s00q11, s01q03b, s01q04b, s02q01__1, s02q02__1, s02q03__1, s02q04, s02q15</w:t>
-            </w:r>
-          </w:p>
-        </w:tc>
-        <w:tc>
-          <w:tcPr>
-            <w:tcW w:type="dxa" w:w="1191"/>
-          </w:tcPr>
-          <w:p>
-            <w:r>
-              <w:rPr>
-                <w:b w:val="0"/>
-                <w:i w:val="0"/>
-                <w:color w:val="64748B"/>
-                <w:sz w:val="16"/>
-              </w:rPr>
-              <w:t>GT-CQ</w:t>
-            </w:r>
-          </w:p>
-        </w:tc>
-        <w:tc>
-          <w:tcPr>
-            <w:tcW w:type="dxa" w:w="4706"/>
-          </w:tcPr>
-          <w:p>
-            <w:r>
-              <w:rPr>
-                <w:b w:val="0"/>
-                <w:i w:val="0"/>
-                <w:sz w:val="17"/>
-              </w:rPr>
-              <w:t>Le montant (100000 FCFA) du loyer mensuel payé pour un logement comme le votre (Maison Basse) dans ce village/quartier est trop élevé, Veuillez s'il vous plaît corriger cette information.</w:t>
-            </w:r>
-          </w:p>
-        </w:tc>
-      </w:tr>
-      <w:tr>
-        <w:tc>
-          <w:tcPr>
-            <w:tcW w:type="dxa" w:w="964"/>
-          </w:tcPr>
-          <w:p>
-            <w:r>
-              <w:rPr>
-                <w:b/>
-                <w:i w:val="0"/>
-                <w:color w:val="EA580C"/>
-                <w:sz w:val="16"/>
-              </w:rPr>
-              <w:t>Moyenne</w:t>
-            </w:r>
-          </w:p>
-        </w:tc>
-        <w:tc>
-          <w:tcPr>
-            <w:tcW w:type="dxa" w:w="1247"/>
-          </w:tcPr>
-          <w:p>
-            <w:r>
-              <w:rPr>
-                <w:b/>
-                <w:i w:val="0"/>
-                <w:sz w:val="16"/>
-              </w:rPr>
-              <w:t>S11</w:t>
-              <w:br/>
-            </w:r>
-            <w:r>
-              <w:rPr>
-                <w:b w:val="0"/>
-                <w:i w:val="0"/>
-                <w:color w:val="64748B"/>
-                <w:sz w:val="14"/>
-              </w:rPr>
-              <w:t>Logement / cadre de vie</w:t>
-            </w:r>
-          </w:p>
-        </w:tc>
-        <w:tc>
-          <w:tcPr>
-            <w:tcW w:type="dxa" w:w="1531"/>
-          </w:tcPr>
-          <w:p>
-            <w:r>
-              <w:rPr>
-                <w:b/>
-                <w:i w:val="0"/>
-                <w:color w:val="16A34A"/>
-                <w:sz w:val="16"/>
-              </w:rPr>
-              <w:t>s01q41, s02q20, s02q21, s02q22, s03q37__4, s03q39a, s03q39b, s03q39c</w:t>
-            </w:r>
-          </w:p>
-        </w:tc>
-        <w:tc>
-          <w:tcPr>
-            <w:tcW w:type="dxa" w:w="1191"/>
-          </w:tcPr>
-          <w:p>
-            <w:r>
-              <w:rPr>
-                <w:b w:val="0"/>
-                <w:i w:val="0"/>
-                <w:color w:val="64748B"/>
-                <w:sz w:val="16"/>
-              </w:rPr>
-              <w:t>GT-CQ</w:t>
-            </w:r>
-          </w:p>
-        </w:tc>
-        <w:tc>
-          <w:tcPr>
-            <w:tcW w:type="dxa" w:w="4706"/>
-          </w:tcPr>
-          <w:p>
-            <w:r>
-              <w:rPr>
-                <w:b w:val="0"/>
-                <w:i w:val="0"/>
-                <w:sz w:val="17"/>
-              </w:rPr>
-              <w:t>Le temps mis (en heure et en minute) pour s'approvisionner en eau de boisson une fois à la source est 12.6 fois plus élevé que le temps mis (en minutes) pour se rendre à la principale source d'approvisionnement en eau de boisson, prière de corriger.</w:t>
-            </w:r>
-          </w:p>
-        </w:tc>
-      </w:tr>
-      <w:tr>
-        <w:tc>
-          <w:tcPr>
-            <w:tcW w:type="dxa" w:w="964"/>
-          </w:tcPr>
-          <w:p>
-            <w:r>
-              <w:rPr>
-                <w:b/>
-                <w:i w:val="0"/>
-                <w:color w:val="EA580C"/>
-                <w:sz w:val="16"/>
-              </w:rPr>
-              <w:t>Moyenne</w:t>
-            </w:r>
-          </w:p>
-        </w:tc>
-        <w:tc>
-          <w:tcPr>
-            <w:tcW w:type="dxa" w:w="1247"/>
-          </w:tcPr>
-          <w:p>
-            <w:r>
-              <w:rPr>
-                <w:b/>
-                <w:i w:val="0"/>
-                <w:sz w:val="16"/>
-              </w:rPr>
-              <w:t>S11</w:t>
-              <w:br/>
-            </w:r>
-            <w:r>
-              <w:rPr>
-                <w:b w:val="0"/>
-                <w:i w:val="0"/>
-                <w:color w:val="64748B"/>
-                <w:sz w:val="14"/>
-              </w:rPr>
-              <w:t>Logement / cadre de vie</w:t>
-            </w:r>
-          </w:p>
-        </w:tc>
-        <w:tc>
-          <w:tcPr>
-            <w:tcW w:type="dxa" w:w="1531"/>
-          </w:tcPr>
-          <w:p>
-            <w:r>
-              <w:rPr>
-                <w:b/>
-                <w:i w:val="0"/>
-                <w:color w:val="16A34A"/>
-                <w:sz w:val="16"/>
-              </w:rPr>
-              <w:t>—</w:t>
-            </w:r>
-          </w:p>
-        </w:tc>
-        <w:tc>
-          <w:tcPr>
-            <w:tcW w:type="dxa" w:w="1191"/>
-          </w:tcPr>
-          <w:p>
-            <w:r>
-              <w:rPr>
-                <w:b w:val="0"/>
-                <w:i w:val="0"/>
-                <w:color w:val="64748B"/>
-                <w:sz w:val="16"/>
-              </w:rPr>
-              <w:t>GT-CQ</w:t>
-            </w:r>
-          </w:p>
-        </w:tc>
-        <w:tc>
-          <w:tcPr>
-            <w:tcW w:type="dxa" w:w="4706"/>
-          </w:tcPr>
-          <w:p>
-            <w:r>
-              <w:rPr>
-                <w:b w:val="0"/>
-                <w:i w:val="0"/>
-                <w:sz w:val="17"/>
-              </w:rPr>
-              <w:t>Attention!!! Les ménages vivants dans un(e) Maison Basse à ZIGUINCHOR Rural ont généralement comme principal matériau de construction le/la Banco amélioré/ semi-dur, mais celui du ménage de FATOU DIEME (Ciment/Béton/Pierres de taille) diffère de celui-ci.</w:t>
-            </w:r>
-          </w:p>
-        </w:tc>
-      </w:tr>
-      <w:tr>
-        <w:tc>
-          <w:tcPr>
-            <w:tcW w:type="dxa" w:w="964"/>
-          </w:tcPr>
-          <w:p>
-            <w:r>
-              <w:rPr>
-                <w:b/>
-                <w:i w:val="0"/>
-                <w:color w:val="EA580C"/>
-                <w:sz w:val="16"/>
-              </w:rPr>
-              <w:t>Moyenne</w:t>
-            </w:r>
-          </w:p>
-        </w:tc>
-        <w:tc>
-          <w:tcPr>
-            <w:tcW w:type="dxa" w:w="1247"/>
-          </w:tcPr>
-          <w:p>
-            <w:r>
-              <w:rPr>
-                <w:b/>
-                <w:i w:val="0"/>
-                <w:sz w:val="16"/>
-              </w:rPr>
-              <w:t>S11</w:t>
-              <w:br/>
-            </w:r>
-            <w:r>
-              <w:rPr>
-                <w:b w:val="0"/>
-                <w:i w:val="0"/>
-                <w:color w:val="64748B"/>
-                <w:sz w:val="14"/>
-              </w:rPr>
-              <w:t>Logement / cadre de vie</w:t>
-            </w:r>
-          </w:p>
-        </w:tc>
-        <w:tc>
-          <w:tcPr>
-            <w:tcW w:type="dxa" w:w="1531"/>
-          </w:tcPr>
-          <w:p>
-            <w:r>
-              <w:rPr>
-                <w:b/>
-                <w:i w:val="0"/>
-                <w:color w:val="16A34A"/>
-                <w:sz w:val="16"/>
-              </w:rPr>
-              <w:t>—</w:t>
-            </w:r>
-          </w:p>
-        </w:tc>
-        <w:tc>
-          <w:tcPr>
-            <w:tcW w:type="dxa" w:w="1191"/>
-          </w:tcPr>
-          <w:p>
-            <w:r>
-              <w:rPr>
-                <w:b w:val="0"/>
-                <w:i w:val="0"/>
-                <w:color w:val="64748B"/>
-                <w:sz w:val="16"/>
-              </w:rPr>
-              <w:t>GT-CQ</w:t>
-            </w:r>
-          </w:p>
-        </w:tc>
-        <w:tc>
-          <w:tcPr>
-            <w:tcW w:type="dxa" w:w="4706"/>
-          </w:tcPr>
-          <w:p>
-            <w:r>
-              <w:rPr>
-                <w:b w:val="0"/>
-                <w:i w:val="0"/>
-                <w:sz w:val="17"/>
-              </w:rPr>
-              <w:t>Prière de vérifier pour être sûr que vous avez choisi les bonnes modalités des questions 11.01 et 11.18 .</w:t>
-            </w:r>
-          </w:p>
-        </w:tc>
-      </w:tr>
-      <w:tr>
-        <w:tc>
-          <w:tcPr>
-            <w:tcW w:type="dxa" w:w="964"/>
-          </w:tcPr>
-          <w:p>
-            <w:r>
-              <w:rPr>
-                <w:b/>
-                <w:i w:val="0"/>
-                <w:color w:val="EA580C"/>
-                <w:sz w:val="16"/>
-              </w:rPr>
-              <w:t>Moyenne</w:t>
-            </w:r>
-          </w:p>
-        </w:tc>
-        <w:tc>
-          <w:tcPr>
-            <w:tcW w:type="dxa" w:w="1247"/>
-          </w:tcPr>
-          <w:p>
-            <w:r>
-              <w:rPr>
-                <w:b/>
-                <w:i w:val="0"/>
-                <w:sz w:val="16"/>
-              </w:rPr>
-              <w:t>S11</w:t>
-              <w:br/>
-            </w:r>
-            <w:r>
-              <w:rPr>
-                <w:b w:val="0"/>
-                <w:i w:val="0"/>
-                <w:color w:val="64748B"/>
-                <w:sz w:val="14"/>
-              </w:rPr>
-              <w:t>Logement / cadre de vie</w:t>
-            </w:r>
-          </w:p>
-        </w:tc>
-        <w:tc>
-          <w:tcPr>
-            <w:tcW w:type="dxa" w:w="1531"/>
-          </w:tcPr>
-          <w:p>
-            <w:r>
-              <w:rPr>
-                <w:b/>
-                <w:i w:val="0"/>
-                <w:color w:val="16A34A"/>
-                <w:sz w:val="16"/>
-              </w:rPr>
-              <w:t>—</w:t>
-            </w:r>
-          </w:p>
-        </w:tc>
-        <w:tc>
-          <w:tcPr>
-            <w:tcW w:type="dxa" w:w="1191"/>
-          </w:tcPr>
-          <w:p>
-            <w:r>
-              <w:rPr>
-                <w:b w:val="0"/>
-                <w:i w:val="0"/>
-                <w:color w:val="64748B"/>
-                <w:sz w:val="16"/>
-              </w:rPr>
-              <w:t>GT-CQ</w:t>
-            </w:r>
-          </w:p>
-        </w:tc>
-        <w:tc>
-          <w:tcPr>
-            <w:tcW w:type="dxa" w:w="4706"/>
-          </w:tcPr>
-          <w:p>
-            <w:r>
-              <w:rPr>
-                <w:b w:val="0"/>
-                <w:i w:val="0"/>
-                <w:sz w:val="17"/>
-              </w:rPr>
-              <w:t>Merci de ne pas corriger si vous êtes sûr de celui donné par le ménage et observé par vous.</w:t>
-            </w:r>
-          </w:p>
-        </w:tc>
-      </w:tr>
-      <w:tr>
-        <w:tc>
-          <w:tcPr>
-            <w:tcW w:type="dxa" w:w="964"/>
-          </w:tcPr>
-          <w:p>
-            <w:r>
-              <w:rPr>
-                <w:b/>
-                <w:i w:val="0"/>
-                <w:color w:val="EA580C"/>
-                <w:sz w:val="16"/>
-              </w:rPr>
-              <w:t>Moyenne</w:t>
-            </w:r>
-          </w:p>
-        </w:tc>
-        <w:tc>
-          <w:tcPr>
-            <w:tcW w:type="dxa" w:w="1247"/>
-          </w:tcPr>
-          <w:p>
-            <w:r>
-              <w:rPr>
-                <w:b/>
-                <w:i w:val="0"/>
-                <w:sz w:val="16"/>
-              </w:rPr>
-              <w:t>S11</w:t>
-              <w:br/>
-            </w:r>
-            <w:r>
-              <w:rPr>
-                <w:b w:val="0"/>
-                <w:i w:val="0"/>
-                <w:color w:val="64748B"/>
-                <w:sz w:val="14"/>
-              </w:rPr>
-              <w:t>Logement / cadre de vie</w:t>
-            </w:r>
-          </w:p>
-        </w:tc>
-        <w:tc>
-          <w:tcPr>
-            <w:tcW w:type="dxa" w:w="1531"/>
-          </w:tcPr>
-          <w:p>
-            <w:r>
-              <w:rPr>
-                <w:b/>
-                <w:i w:val="0"/>
-                <w:color w:val="16A34A"/>
-                <w:sz w:val="16"/>
-              </w:rPr>
-              <w:t>—</w:t>
-            </w:r>
-          </w:p>
-        </w:tc>
-        <w:tc>
-          <w:tcPr>
-            <w:tcW w:type="dxa" w:w="1191"/>
-          </w:tcPr>
-          <w:p>
-            <w:r>
-              <w:rPr>
-                <w:b w:val="0"/>
-                <w:i w:val="0"/>
-                <w:color w:val="64748B"/>
-                <w:sz w:val="16"/>
-              </w:rPr>
-              <w:t>GT-CQ</w:t>
-            </w:r>
-          </w:p>
-        </w:tc>
-        <w:tc>
-          <w:tcPr>
-            <w:tcW w:type="dxa" w:w="4706"/>
-          </w:tcPr>
-          <w:p>
-            <w:r>
-              <w:rPr>
-                <w:b w:val="0"/>
-                <w:i w:val="0"/>
-                <w:sz w:val="17"/>
-              </w:rPr>
-              <w:t>Attention!!! Les ménages vivants dans un(e) Maison Basse à ZIGUINCHOR Rural ont généralement comme principal matériau du toit le/la Tôles, mais celui du ménage de FATOU DIEME (Dalle en ciment) diffère de celui-ci.</w:t>
-            </w:r>
-          </w:p>
-        </w:tc>
-      </w:tr>
-      <w:tr>
-        <w:tc>
-          <w:tcPr>
-            <w:tcW w:type="dxa" w:w="964"/>
-          </w:tcPr>
-          <w:p>
-            <w:r>
-              <w:rPr>
-                <w:b/>
-                <w:i w:val="0"/>
-                <w:color w:val="EA580C"/>
-                <w:sz w:val="16"/>
-              </w:rPr>
-              <w:t>Moyenne</w:t>
-            </w:r>
-          </w:p>
-        </w:tc>
-        <w:tc>
-          <w:tcPr>
-            <w:tcW w:type="dxa" w:w="1247"/>
-          </w:tcPr>
-          <w:p>
-            <w:r>
-              <w:rPr>
-                <w:b/>
-                <w:i w:val="0"/>
-                <w:sz w:val="16"/>
-              </w:rPr>
-              <w:t>S11</w:t>
-              <w:br/>
-            </w:r>
-            <w:r>
-              <w:rPr>
-                <w:b w:val="0"/>
-                <w:i w:val="0"/>
-                <w:color w:val="64748B"/>
-                <w:sz w:val="14"/>
-              </w:rPr>
-              <w:t>Logement / cadre de vie</w:t>
-            </w:r>
-          </w:p>
-        </w:tc>
-        <w:tc>
-          <w:tcPr>
-            <w:tcW w:type="dxa" w:w="1531"/>
-          </w:tcPr>
-          <w:p>
-            <w:r>
-              <w:rPr>
-                <w:b/>
-                <w:i w:val="0"/>
-                <w:color w:val="16A34A"/>
-                <w:sz w:val="16"/>
-              </w:rPr>
-              <w:t>—</w:t>
-            </w:r>
-          </w:p>
-        </w:tc>
-        <w:tc>
-          <w:tcPr>
-            <w:tcW w:type="dxa" w:w="1191"/>
-          </w:tcPr>
-          <w:p>
-            <w:r>
-              <w:rPr>
-                <w:b w:val="0"/>
-                <w:i w:val="0"/>
-                <w:color w:val="64748B"/>
-                <w:sz w:val="16"/>
-              </w:rPr>
-              <w:t>GT-CQ</w:t>
-            </w:r>
-          </w:p>
-        </w:tc>
-        <w:tc>
-          <w:tcPr>
-            <w:tcW w:type="dxa" w:w="4706"/>
-          </w:tcPr>
-          <w:p>
-            <w:r>
-              <w:rPr>
-                <w:b w:val="0"/>
-                <w:i w:val="0"/>
-                <w:sz w:val="17"/>
-              </w:rPr>
-              <w:t>Prière de vérifier pour être sûr que vous avez choisi les bonnes modalités des questions 11.01 et 11.19.</w:t>
-            </w:r>
-          </w:p>
-        </w:tc>
-      </w:tr>
-      <w:tr>
-        <w:tc>
-          <w:tcPr>
-            <w:tcW w:type="dxa" w:w="964"/>
-          </w:tcPr>
-          <w:p>
-            <w:r>
-              <w:rPr>
-                <w:b/>
-                <w:i w:val="0"/>
-                <w:color w:val="EA580C"/>
-                <w:sz w:val="16"/>
-              </w:rPr>
-              <w:t>Moyenne</w:t>
-            </w:r>
-          </w:p>
-        </w:tc>
-        <w:tc>
-          <w:tcPr>
-            <w:tcW w:type="dxa" w:w="1247"/>
-          </w:tcPr>
-          <w:p>
-            <w:r>
-              <w:rPr>
-                <w:b/>
-                <w:i w:val="0"/>
-                <w:sz w:val="16"/>
-              </w:rPr>
-              <w:t>S11</w:t>
-              <w:br/>
-            </w:r>
-            <w:r>
-              <w:rPr>
-                <w:b w:val="0"/>
-                <w:i w:val="0"/>
-                <w:color w:val="64748B"/>
-                <w:sz w:val="14"/>
-              </w:rPr>
-              <w:t>Logement / cadre de vie</w:t>
-            </w:r>
-          </w:p>
-        </w:tc>
-        <w:tc>
-          <w:tcPr>
-            <w:tcW w:type="dxa" w:w="1531"/>
-          </w:tcPr>
-          <w:p>
-            <w:r>
-              <w:rPr>
-                <w:b/>
-                <w:i w:val="0"/>
-                <w:color w:val="16A34A"/>
-                <w:sz w:val="16"/>
-              </w:rPr>
-              <w:t>—</w:t>
-            </w:r>
-          </w:p>
-        </w:tc>
-        <w:tc>
-          <w:tcPr>
-            <w:tcW w:type="dxa" w:w="1191"/>
-          </w:tcPr>
-          <w:p>
-            <w:r>
-              <w:rPr>
-                <w:b w:val="0"/>
-                <w:i w:val="0"/>
-                <w:color w:val="64748B"/>
-                <w:sz w:val="16"/>
-              </w:rPr>
-              <w:t>GT-CQ</w:t>
-            </w:r>
-          </w:p>
-        </w:tc>
-        <w:tc>
-          <w:tcPr>
-            <w:tcW w:type="dxa" w:w="4706"/>
-          </w:tcPr>
-          <w:p>
-            <w:r>
-              <w:rPr>
-                <w:b w:val="0"/>
-                <w:i w:val="0"/>
-                <w:sz w:val="17"/>
-              </w:rPr>
-              <w:t>Attention!!! Les ménages vivants dans un(e) Maison Basse à ZIGUINCHOR Rural ont généralement comme principal matériau de revêtement du sol du logement le/la Ciment/Béton, mais celui du ménage de FATOU DIEME (Carreaux/Marbre) diffère de celui-ci.</w:t>
-            </w:r>
-          </w:p>
-        </w:tc>
-      </w:tr>
-      <w:tr>
-        <w:tc>
-          <w:tcPr>
-            <w:tcW w:type="dxa" w:w="964"/>
-          </w:tcPr>
-          <w:p>
-            <w:r>
-              <w:rPr>
-                <w:b/>
-                <w:i w:val="0"/>
-                <w:color w:val="EA580C"/>
-                <w:sz w:val="16"/>
-              </w:rPr>
-              <w:t>Moyenne</w:t>
-            </w:r>
-          </w:p>
-        </w:tc>
-        <w:tc>
-          <w:tcPr>
-            <w:tcW w:type="dxa" w:w="1247"/>
-          </w:tcPr>
-          <w:p>
-            <w:r>
-              <w:rPr>
-                <w:b/>
-                <w:i w:val="0"/>
-                <w:sz w:val="16"/>
-              </w:rPr>
-              <w:t>S12</w:t>
-              <w:br/>
-            </w:r>
-            <w:r>
-              <w:rPr>
-                <w:b w:val="0"/>
-                <w:i w:val="0"/>
-                <w:color w:val="64748B"/>
-                <w:sz w:val="14"/>
-              </w:rPr>
-              <w:t>Avoirs / biens durables</w:t>
-            </w:r>
-          </w:p>
-        </w:tc>
-        <w:tc>
-          <w:tcPr>
-            <w:tcW w:type="dxa" w:w="1531"/>
-          </w:tcPr>
-          <w:p>
-            <w:r>
-              <w:rPr>
-                <w:b/>
-                <w:i w:val="0"/>
-                <w:color w:val="16A34A"/>
-                <w:sz w:val="16"/>
-              </w:rPr>
-              <w:t>—</w:t>
-            </w:r>
-          </w:p>
-        </w:tc>
-        <w:tc>
-          <w:tcPr>
-            <w:tcW w:type="dxa" w:w="1191"/>
-          </w:tcPr>
-          <w:p>
-            <w:r>
-              <w:rPr>
-                <w:b w:val="0"/>
-                <w:i w:val="0"/>
-                <w:color w:val="64748B"/>
-                <w:sz w:val="16"/>
-              </w:rPr>
-              <w:t>GT-CQ</w:t>
-            </w:r>
-          </w:p>
-        </w:tc>
-        <w:tc>
-          <w:tcPr>
-            <w:tcW w:type="dxa" w:w="4706"/>
-          </w:tcPr>
-          <w:p>
-            <w:r>
-              <w:rPr>
-                <w:b w:val="0"/>
-                <w:i w:val="0"/>
-                <w:sz w:val="17"/>
-              </w:rPr>
-              <w:t>Attention ! Lave-linge, sèche linge a été achété à 6000 Fcfa est relativement élevé par rapport aux autres prix d'achat observés dans cette zone.</w:t>
-            </w:r>
-          </w:p>
-        </w:tc>
-      </w:tr>
-      <w:tr>
-        <w:tc>
-          <w:tcPr>
-            <w:tcW w:type="dxa" w:w="964"/>
-          </w:tcPr>
-          <w:p>
-            <w:r>
-              <w:rPr>
-                <w:b/>
-                <w:i w:val="0"/>
-                <w:color w:val="EA580C"/>
-                <w:sz w:val="16"/>
-              </w:rPr>
-              <w:t>Moyenne</w:t>
-            </w:r>
-          </w:p>
-        </w:tc>
-        <w:tc>
-          <w:tcPr>
-            <w:tcW w:type="dxa" w:w="1247"/>
-          </w:tcPr>
-          <w:p>
-            <w:r>
-              <w:rPr>
-                <w:b/>
-                <w:i w:val="0"/>
-                <w:sz w:val="16"/>
-              </w:rPr>
-              <w:t>S12</w:t>
-              <w:br/>
-            </w:r>
-            <w:r>
-              <w:rPr>
-                <w:b w:val="0"/>
-                <w:i w:val="0"/>
-                <w:color w:val="64748B"/>
-                <w:sz w:val="14"/>
-              </w:rPr>
-              <w:t>Avoirs / biens durables</w:t>
-            </w:r>
-          </w:p>
-        </w:tc>
-        <w:tc>
-          <w:tcPr>
-            <w:tcW w:type="dxa" w:w="1531"/>
-          </w:tcPr>
-          <w:p>
-            <w:r>
-              <w:rPr>
-                <w:b/>
-                <w:i w:val="0"/>
-                <w:color w:val="16A34A"/>
-                <w:sz w:val="16"/>
-              </w:rPr>
-              <w:t>—</w:t>
-            </w:r>
-          </w:p>
-        </w:tc>
-        <w:tc>
-          <w:tcPr>
-            <w:tcW w:type="dxa" w:w="1191"/>
-          </w:tcPr>
-          <w:p>
-            <w:r>
-              <w:rPr>
-                <w:b w:val="0"/>
-                <w:i w:val="0"/>
-                <w:color w:val="64748B"/>
-                <w:sz w:val="16"/>
-              </w:rPr>
-              <w:t>GT-CQ</w:t>
-            </w:r>
-          </w:p>
-        </w:tc>
-        <w:tc>
-          <w:tcPr>
-            <w:tcW w:type="dxa" w:w="4706"/>
-          </w:tcPr>
-          <w:p>
-            <w:r>
-              <w:rPr>
-                <w:b w:val="0"/>
-                <w:i w:val="0"/>
-                <w:sz w:val="17"/>
-              </w:rPr>
-              <w:t>Prière de corriger ou de confirmer avec le QG.</w:t>
-            </w:r>
-          </w:p>
-        </w:tc>
-      </w:tr>
-      <w:tr>
-        <w:tc>
-          <w:tcPr>
-            <w:tcW w:type="dxa" w:w="964"/>
-          </w:tcPr>
-          <w:p>
-            <w:r>
-              <w:rPr>
-                <w:b/>
-                <w:i w:val="0"/>
-                <w:color w:val="EA580C"/>
-                <w:sz w:val="16"/>
-              </w:rPr>
-              <w:t>Moyenne</w:t>
-            </w:r>
-          </w:p>
-        </w:tc>
-        <w:tc>
-          <w:tcPr>
-            <w:tcW w:type="dxa" w:w="1247"/>
-          </w:tcPr>
-          <w:p>
-            <w:r>
-              <w:rPr>
-                <w:b/>
-                <w:i w:val="0"/>
-                <w:sz w:val="16"/>
-              </w:rPr>
-              <w:t>S13</w:t>
-              <w:br/>
-            </w:r>
-            <w:r>
-              <w:rPr>
-                <w:b w:val="0"/>
-                <w:i w:val="0"/>
-                <w:color w:val="64748B"/>
-                <w:sz w:val="14"/>
-              </w:rPr>
-              <w:t>Transferts</w:t>
-            </w:r>
-          </w:p>
-        </w:tc>
-        <w:tc>
-          <w:tcPr>
-            <w:tcW w:type="dxa" w:w="1531"/>
-          </w:tcPr>
-          <w:p>
-            <w:r>
-              <w:rPr>
-                <w:b/>
-                <w:i w:val="0"/>
-                <w:color w:val="16A34A"/>
-                <w:sz w:val="16"/>
-              </w:rPr>
-              <w:t>s00q07a, s00q08, s00q10, s00q13_0, s00q15_0, s00q17_0, s00q23a, s00q23b</w:t>
-            </w:r>
-          </w:p>
-        </w:tc>
-        <w:tc>
-          <w:tcPr>
-            <w:tcW w:type="dxa" w:w="1191"/>
-          </w:tcPr>
-          <w:p>
-            <w:r>
-              <w:rPr>
-                <w:b w:val="0"/>
-                <w:i w:val="0"/>
-                <w:color w:val="64748B"/>
-                <w:sz w:val="16"/>
-              </w:rPr>
-              <w:t>GT-CQ</w:t>
-            </w:r>
-          </w:p>
-        </w:tc>
-        <w:tc>
-          <w:tcPr>
-            <w:tcW w:type="dxa" w:w="4706"/>
-          </w:tcPr>
-          <w:p>
-            <w:r>
-              <w:rPr>
-                <w:b w:val="0"/>
-                <w:i w:val="0"/>
-                <w:sz w:val="17"/>
-              </w:rPr>
-              <w:t>L'enquêteur prière de fournir d'effort pour avoir le niveau d'étude et l'âge de celui qui a béneficié de l'argent dans la section 13b (Transfert emis).</w:t>
             </w:r>
           </w:p>
         </w:tc>
